--- a/docs/Proposition de cahier de charge.docx
+++ b/docs/Proposition de cahier de charge.docx
@@ -28,18 +28,11 @@
         <w:jc w:val="center"/>
         <w:rPr>
           <w:rFonts w:ascii="Maiandra GD" w:hAnsi="Maiandra GD"/>
-        </w:rPr>
-      </w:pPr>
-      <w:r>
-        <w:rPr>
-          <w:rFonts w:ascii="Maiandra GD" w:hAnsi="Maiandra GD"/>
           <w:i/>
           <w:iCs/>
           <w:color w:val="595959"/>
         </w:rPr>
-        <w:t xml:space="preserve">La patrie ou la </w:t>
-      </w:r>
-      <w:proofErr w:type="gramStart"/>
+      </w:pPr>
       <w:r>
         <w:rPr>
           <w:rFonts w:ascii="Maiandra GD" w:hAnsi="Maiandra GD"/>
@@ -47,9 +40,9 @@
           <w:iCs/>
           <w:color w:val="595959"/>
         </w:rPr>
-        <w:t>mort ,</w:t>
-      </w:r>
-      <w:proofErr w:type="gramEnd"/>
+        <w:t xml:space="preserve">La patrie ou la </w:t>
+      </w:r>
+      <w:proofErr w:type="gramStart"/>
       <w:r>
         <w:rPr>
           <w:rFonts w:ascii="Maiandra GD" w:hAnsi="Maiandra GD"/>
@@ -57,9 +50,9 @@
           <w:iCs/>
           <w:color w:val="595959"/>
         </w:rPr>
-        <w:t xml:space="preserve"> nous </w:t>
-      </w:r>
-      <w:proofErr w:type="spellStart"/>
+        <w:t>mort ,</w:t>
+      </w:r>
+      <w:proofErr w:type="gramEnd"/>
       <w:r>
         <w:rPr>
           <w:rFonts w:ascii="Maiandra GD" w:hAnsi="Maiandra GD"/>
@@ -67,6 +60,16 @@
           <w:iCs/>
           <w:color w:val="595959"/>
         </w:rPr>
+        <w:t xml:space="preserve"> nous </w:t>
+      </w:r>
+      <w:proofErr w:type="spellStart"/>
+      <w:r>
+        <w:rPr>
+          <w:rFonts w:ascii="Maiandra GD" w:hAnsi="Maiandra GD"/>
+          <w:i/>
+          <w:iCs/>
+          <w:color w:val="595959"/>
+        </w:rPr>
         <w:t>vraincrons</w:t>
       </w:r>
       <w:proofErr w:type="spellEnd"/>
@@ -79,46 +82,6 @@
           <w:rFonts w:ascii="Maiandra GD" w:hAnsi="Maiandra GD"/>
         </w:rPr>
       </w:pPr>
-      <w:r>
-        <w:rPr>
-          <w:rFonts w:ascii="Maiandra GD" w:hAnsi="Maiandra GD"/>
-          <w:color w:val="C49A2D"/>
-        </w:rPr>
-        <w:t>—————————</w:t>
-      </w:r>
-    </w:p>
-    <w:p>
-      <w:pPr>
-        <w:spacing w:after="80" w:line="360" w:lineRule="auto"/>
-        <w:jc w:val="center"/>
-        <w:rPr>
-          <w:rFonts w:ascii="Maiandra GD" w:hAnsi="Maiandra GD"/>
-        </w:rPr>
-      </w:pPr>
-      <w:r>
-        <w:rPr>
-          <w:rFonts w:ascii="Maiandra GD" w:hAnsi="Maiandra GD"/>
-          <w:b/>
-          <w:bCs/>
-          <w:color w:val="0B2545"/>
-        </w:rPr>
-        <w:t>MINISTÈRE DE LA GUERRE ET DE LA DÉFENSE PATRIOTIQUE</w:t>
-      </w:r>
-    </w:p>
-    <w:p>
-      <w:pPr>
-        <w:spacing w:after="80" w:line="360" w:lineRule="auto"/>
-        <w:jc w:val="center"/>
-        <w:rPr>
-          <w:rFonts w:ascii="Maiandra GD" w:hAnsi="Maiandra GD"/>
-        </w:rPr>
-      </w:pPr>
-      <w:r>
-        <w:rPr>
-          <w:rFonts w:ascii="Maiandra GD" w:hAnsi="Maiandra GD"/>
-        </w:rPr>
-        <w:t>SECRÉTARIAT GÉNÉRAL</w:t>
-      </w:r>
     </w:p>
     <w:p>
       <w:pPr>
@@ -138,6 +101,17 @@
           <w:szCs w:val="26"/>
         </w:rPr>
         <w:t>CAISSE D’ASSURANCE MALADIE DES ARMÉES (CA</w:t>
+      </w:r>
+      <w:r>
+        <w:rPr>
+          <w:rFonts w:ascii="Maiandra GD" w:hAnsi="Maiandra GD"/>
+          <w:b/>
+          <w:bCs/>
+          <w:color w:val="8C1A2B"/>
+          <w:sz w:val="26"/>
+          <w:szCs w:val="26"/>
+        </w:rPr>
+        <w:t>MA)</w:t>
       </w:r>
       <w:r>
         <w:rPr>
@@ -210,7 +184,6 @@
     <w:p>
       <w:pPr>
         <w:spacing w:after="320" w:line="360" w:lineRule="auto"/>
-        <w:jc w:val="center"/>
         <w:rPr>
           <w:rFonts w:ascii="Maiandra GD" w:hAnsi="Maiandra GD"/>
         </w:rPr>
@@ -296,7 +269,16 @@
           <w:iCs/>
           <w:color w:val="595959"/>
         </w:rPr>
-        <w:t>Juin</w:t>
+        <w:t>Ju</w:t>
+      </w:r>
+      <w:r>
+        <w:rPr>
+          <w:rFonts w:ascii="Maiandra GD" w:hAnsi="Maiandra GD"/>
+          <w:i/>
+          <w:iCs/>
+          <w:color w:val="595959"/>
+        </w:rPr>
+        <w:t>illet</w:t>
       </w:r>
       <w:proofErr w:type="gramEnd"/>
       <w:r>
@@ -5814,15 +5796,13 @@
           <w:rFonts w:ascii="Maiandra GD" w:hAnsi="Maiandra GD"/>
         </w:rPr>
       </w:pPr>
-      <w:proofErr w:type="gramStart"/>
       <w:r>
         <w:rPr>
           <w:rFonts w:ascii="Maiandra GD" w:hAnsi="Maiandra GD"/>
         </w:rPr>
         <w:lastRenderedPageBreak/>
-        <w:t>d’un</w:t>
-      </w:r>
-      <w:proofErr w:type="gramEnd"/>
+        <w:t>D’un</w:t>
+      </w:r>
       <w:r>
         <w:rPr>
           <w:rFonts w:ascii="Maiandra GD" w:hAnsi="Maiandra GD"/>
@@ -5842,14 +5822,12 @@
           <w:rFonts w:ascii="Maiandra GD" w:hAnsi="Maiandra GD"/>
         </w:rPr>
       </w:pPr>
-      <w:proofErr w:type="gramStart"/>
-      <w:r>
-        <w:rPr>
-          <w:rFonts w:ascii="Maiandra GD" w:hAnsi="Maiandra GD"/>
-        </w:rPr>
-        <w:t>d’une</w:t>
-      </w:r>
-      <w:proofErr w:type="gramEnd"/>
+      <w:r>
+        <w:rPr>
+          <w:rFonts w:ascii="Maiandra GD" w:hAnsi="Maiandra GD"/>
+        </w:rPr>
+        <w:t>D’une</w:t>
+      </w:r>
       <w:r>
         <w:rPr>
           <w:rFonts w:ascii="Maiandra GD" w:hAnsi="Maiandra GD"/>
@@ -5869,14 +5847,12 @@
           <w:rFonts w:ascii="Maiandra GD" w:hAnsi="Maiandra GD"/>
         </w:rPr>
       </w:pPr>
-      <w:proofErr w:type="gramStart"/>
-      <w:r>
-        <w:rPr>
-          <w:rFonts w:ascii="Maiandra GD" w:hAnsi="Maiandra GD"/>
-        </w:rPr>
-        <w:t>d’un</w:t>
-      </w:r>
-      <w:proofErr w:type="gramEnd"/>
+      <w:r>
+        <w:rPr>
+          <w:rFonts w:ascii="Maiandra GD" w:hAnsi="Maiandra GD"/>
+        </w:rPr>
+        <w:t>D’un</w:t>
+      </w:r>
       <w:r>
         <w:rPr>
           <w:rFonts w:ascii="Maiandra GD" w:hAnsi="Maiandra GD"/>
@@ -5990,14 +5966,12 @@
           <w:rFonts w:ascii="Maiandra GD" w:hAnsi="Maiandra GD"/>
         </w:rPr>
       </w:pPr>
-      <w:proofErr w:type="gramStart"/>
-      <w:r>
-        <w:rPr>
-          <w:rFonts w:ascii="Maiandra GD" w:hAnsi="Maiandra GD"/>
-        </w:rPr>
-        <w:t>renforcer</w:t>
-      </w:r>
-      <w:proofErr w:type="gramEnd"/>
+      <w:r>
+        <w:rPr>
+          <w:rFonts w:ascii="Maiandra GD" w:hAnsi="Maiandra GD"/>
+        </w:rPr>
+        <w:t>Renforcer</w:t>
+      </w:r>
       <w:r>
         <w:rPr>
           <w:rFonts w:ascii="Maiandra GD" w:hAnsi="Maiandra GD"/>
@@ -6017,14 +5991,12 @@
           <w:rFonts w:ascii="Maiandra GD" w:hAnsi="Maiandra GD"/>
         </w:rPr>
       </w:pPr>
-      <w:proofErr w:type="gramStart"/>
-      <w:r>
-        <w:rPr>
-          <w:rFonts w:ascii="Maiandra GD" w:hAnsi="Maiandra GD"/>
-        </w:rPr>
-        <w:t>offrir</w:t>
-      </w:r>
-      <w:proofErr w:type="gramEnd"/>
+      <w:r>
+        <w:rPr>
+          <w:rFonts w:ascii="Maiandra GD" w:hAnsi="Maiandra GD"/>
+        </w:rPr>
+        <w:t>Offrir</w:t>
+      </w:r>
       <w:r>
         <w:rPr>
           <w:rFonts w:ascii="Maiandra GD" w:hAnsi="Maiandra GD"/>
@@ -6044,14 +6016,12 @@
           <w:rFonts w:ascii="Maiandra GD" w:hAnsi="Maiandra GD"/>
         </w:rPr>
       </w:pPr>
-      <w:proofErr w:type="gramStart"/>
-      <w:r>
-        <w:rPr>
-          <w:rFonts w:ascii="Maiandra GD" w:hAnsi="Maiandra GD"/>
-        </w:rPr>
-        <w:t>étendre</w:t>
-      </w:r>
-      <w:proofErr w:type="gramEnd"/>
+      <w:r>
+        <w:rPr>
+          <w:rFonts w:ascii="Maiandra GD" w:hAnsi="Maiandra GD"/>
+        </w:rPr>
+        <w:t>Étendre</w:t>
+      </w:r>
       <w:r>
         <w:rPr>
           <w:rFonts w:ascii="Maiandra GD" w:hAnsi="Maiandra GD"/>
@@ -6097,12 +6067,6 @@
         <w:gridCol w:w="6240"/>
       </w:tblGrid>
       <w:tr>
-        <w:tblPrEx>
-          <w:tblCellMar>
-            <w:top w:w="0" w:type="dxa"/>
-            <w:bottom w:w="0" w:type="dxa"/>
-          </w:tblCellMar>
-        </w:tblPrEx>
         <w:trPr>
           <w:tblHeader/>
         </w:trPr>
@@ -6178,12 +6142,6 @@
         </w:tc>
       </w:tr>
       <w:tr>
-        <w:tblPrEx>
-          <w:tblCellMar>
-            <w:top w:w="0" w:type="dxa"/>
-            <w:bottom w:w="0" w:type="dxa"/>
-          </w:tblCellMar>
-        </w:tblPrEx>
         <w:tc>
           <w:tcPr>
             <w:tcW w:w="3120" w:type="dxa"/>
@@ -6254,12 +6212,6 @@
         </w:tc>
       </w:tr>
       <w:tr>
-        <w:tblPrEx>
-          <w:tblCellMar>
-            <w:top w:w="0" w:type="dxa"/>
-            <w:bottom w:w="0" w:type="dxa"/>
-          </w:tblCellMar>
-        </w:tblPrEx>
         <w:tc>
           <w:tcPr>
             <w:tcW w:w="3120" w:type="dxa"/>
@@ -6330,12 +6282,6 @@
         </w:tc>
       </w:tr>
       <w:tr>
-        <w:tblPrEx>
-          <w:tblCellMar>
-            <w:top w:w="0" w:type="dxa"/>
-            <w:bottom w:w="0" w:type="dxa"/>
-          </w:tblCellMar>
-        </w:tblPrEx>
         <w:tc>
           <w:tcPr>
             <w:tcW w:w="3120" w:type="dxa"/>
@@ -6438,8 +6384,16 @@
         <w:rPr>
           <w:rFonts w:ascii="Maiandra GD" w:hAnsi="Maiandra GD"/>
         </w:rPr>
-        <w:t>Militaires en activité au sein des Forces Armées Nationales (adhésion obligatoire).</w:t>
-      </w:r>
+        <w:t xml:space="preserve">Militaires en activité au sein des Forces Armées </w:t>
+      </w:r>
+      <w:proofErr w:type="gramStart"/>
+      <w:r>
+        <w:rPr>
+          <w:rFonts w:ascii="Maiandra GD" w:hAnsi="Maiandra GD"/>
+        </w:rPr>
+        <w:t>Nationales .</w:t>
+      </w:r>
+      <w:proofErr w:type="gramEnd"/>
     </w:p>
     <w:p>
       <w:pPr>
@@ -6451,6 +6405,7 @@
         <w:spacing w:after="80" w:line="280" w:lineRule="auto"/>
         <w:rPr>
           <w:rFonts w:ascii="Maiandra GD" w:hAnsi="Maiandra GD"/>
+          <w:color w:val="000000" w:themeColor="text1"/>
         </w:rPr>
       </w:pPr>
       <w:r>
@@ -6462,15 +6417,9 @@
       <w:r>
         <w:rPr>
           <w:rFonts w:ascii="Maiandra GD" w:hAnsi="Maiandra GD"/>
-          <w:color w:val="EE0000"/>
-        </w:rPr>
-        <w:t>y compris enfants d’un précédent mariage du conjoint</w:t>
-      </w:r>
-      <w:r>
-        <w:rPr>
-          <w:rFonts w:ascii="Maiandra GD" w:hAnsi="Maiandra GD"/>
-        </w:rPr>
-        <w:t>.</w:t>
+          <w:color w:val="000000" w:themeColor="text1"/>
+        </w:rPr>
+        <w:t>y compris enfants d’un précédent mariage du conjoint.</w:t>
       </w:r>
     </w:p>
     <w:p>
@@ -6491,7 +6440,14 @@
           <w:color w:val="EE0000"/>
         </w:rPr>
         <w:lastRenderedPageBreak/>
-        <w:t>En cas de décès du militaire, les ayants droit continuent de bénéficier des prestations pendant six (6) mois avant transfert vers la CNAMU</w:t>
+        <w:t>En cas de décès du militaire, les ayants droit continuent de bénéficier des prestations pendant</w:t>
+      </w:r>
+      <w:r>
+        <w:rPr>
+          <w:rFonts w:ascii="Maiandra GD" w:hAnsi="Maiandra GD"/>
+          <w:color w:val="EE0000"/>
+        </w:rPr>
+        <w:t xml:space="preserve"> (si oui pendant combien de temps)</w:t>
       </w:r>
       <w:r>
         <w:rPr>
@@ -6573,14 +6529,12 @@
           <w:rFonts w:ascii="Maiandra GD" w:hAnsi="Maiandra GD"/>
         </w:rPr>
       </w:pPr>
-      <w:proofErr w:type="gramStart"/>
-      <w:r>
-        <w:rPr>
-          <w:rFonts w:ascii="Maiandra GD" w:hAnsi="Maiandra GD"/>
-        </w:rPr>
-        <w:t>les</w:t>
-      </w:r>
-      <w:proofErr w:type="gramEnd"/>
+      <w:r>
+        <w:rPr>
+          <w:rFonts w:ascii="Maiandra GD" w:hAnsi="Maiandra GD"/>
+        </w:rPr>
+        <w:t>Les</w:t>
+      </w:r>
       <w:r>
         <w:rPr>
           <w:rFonts w:ascii="Maiandra GD" w:hAnsi="Maiandra GD"/>
@@ -6600,14 +6554,12 @@
           <w:rFonts w:ascii="Maiandra GD" w:hAnsi="Maiandra GD"/>
         </w:rPr>
       </w:pPr>
-      <w:proofErr w:type="gramStart"/>
-      <w:r>
-        <w:rPr>
-          <w:rFonts w:ascii="Maiandra GD" w:hAnsi="Maiandra GD"/>
-        </w:rPr>
-        <w:t>les</w:t>
-      </w:r>
-      <w:proofErr w:type="gramEnd"/>
+      <w:r>
+        <w:rPr>
+          <w:rFonts w:ascii="Maiandra GD" w:hAnsi="Maiandra GD"/>
+        </w:rPr>
+        <w:t>Les</w:t>
+      </w:r>
       <w:r>
         <w:rPr>
           <w:rFonts w:ascii="Maiandra GD" w:hAnsi="Maiandra GD"/>
@@ -6627,14 +6579,12 @@
           <w:rFonts w:ascii="Maiandra GD" w:hAnsi="Maiandra GD"/>
         </w:rPr>
       </w:pPr>
-      <w:proofErr w:type="gramStart"/>
-      <w:r>
-        <w:rPr>
-          <w:rFonts w:ascii="Maiandra GD" w:hAnsi="Maiandra GD"/>
-        </w:rPr>
-        <w:t>les</w:t>
-      </w:r>
-      <w:proofErr w:type="gramEnd"/>
+      <w:r>
+        <w:rPr>
+          <w:rFonts w:ascii="Maiandra GD" w:hAnsi="Maiandra GD"/>
+        </w:rPr>
+        <w:t>Les</w:t>
+      </w:r>
       <w:r>
         <w:rPr>
           <w:rFonts w:ascii="Maiandra GD" w:hAnsi="Maiandra GD"/>
@@ -6654,14 +6604,12 @@
           <w:rFonts w:ascii="Maiandra GD" w:hAnsi="Maiandra GD"/>
         </w:rPr>
       </w:pPr>
-      <w:proofErr w:type="gramStart"/>
-      <w:r>
-        <w:rPr>
-          <w:rFonts w:ascii="Maiandra GD" w:hAnsi="Maiandra GD"/>
-        </w:rPr>
-        <w:t>les</w:t>
-      </w:r>
-      <w:proofErr w:type="gramEnd"/>
+      <w:r>
+        <w:rPr>
+          <w:rFonts w:ascii="Maiandra GD" w:hAnsi="Maiandra GD"/>
+        </w:rPr>
+        <w:t>Les</w:t>
+      </w:r>
       <w:r>
         <w:rPr>
           <w:rFonts w:ascii="Maiandra GD" w:hAnsi="Maiandra GD"/>
@@ -6681,35 +6629,57 @@
           <w:rFonts w:ascii="Maiandra GD" w:hAnsi="Maiandra GD"/>
         </w:rPr>
       </w:pPr>
+      <w:r>
+        <w:rPr>
+          <w:rFonts w:ascii="Maiandra GD" w:hAnsi="Maiandra GD"/>
+        </w:rPr>
+        <w:t>Les</w:t>
+      </w:r>
+      <w:r>
+        <w:rPr>
+          <w:rFonts w:ascii="Maiandra GD" w:hAnsi="Maiandra GD"/>
+        </w:rPr>
+        <w:t xml:space="preserve"> actes de radiologie et d’imagerie médicale.</w:t>
+      </w:r>
+    </w:p>
+    <w:p>
+      <w:pPr>
+        <w:pStyle w:val="Paragraphedeliste"/>
+        <w:numPr>
+          <w:ilvl w:val="0"/>
+          <w:numId w:val="2"/>
+        </w:numPr>
+        <w:spacing w:after="80" w:line="280" w:lineRule="auto"/>
+        <w:rPr>
+          <w:rFonts w:ascii="Maiandra GD" w:hAnsi="Maiandra GD"/>
+          <w:color w:val="EE0000"/>
+        </w:rPr>
+      </w:pPr>
+      <w:proofErr w:type="spellStart"/>
+      <w:r>
+        <w:rPr>
+          <w:rFonts w:ascii="Maiandra GD" w:hAnsi="Maiandra GD"/>
+          <w:color w:val="EE0000"/>
+        </w:rPr>
+        <w:t>Etc</w:t>
+      </w:r>
+      <w:proofErr w:type="spellEnd"/>
+      <w:r>
+        <w:rPr>
+          <w:rFonts w:ascii="Maiandra GD" w:hAnsi="Maiandra GD"/>
+          <w:color w:val="EE0000"/>
+        </w:rPr>
+        <w:t xml:space="preserve"> … (A </w:t>
+      </w:r>
       <w:proofErr w:type="gramStart"/>
       <w:r>
         <w:rPr>
           <w:rFonts w:ascii="Maiandra GD" w:hAnsi="Maiandra GD"/>
-        </w:rPr>
-        <w:t>les</w:t>
+          <w:color w:val="EE0000"/>
+        </w:rPr>
+        <w:t>compléter )</w:t>
       </w:r>
       <w:proofErr w:type="gramEnd"/>
-      <w:r>
-        <w:rPr>
-          <w:rFonts w:ascii="Maiandra GD" w:hAnsi="Maiandra GD"/>
-        </w:rPr>
-        <w:t xml:space="preserve"> actes de radiologie et d’imagerie médicale.</w:t>
-      </w:r>
-    </w:p>
-    <w:p>
-      <w:pPr>
-        <w:spacing w:after="120" w:line="300" w:lineRule="auto"/>
-        <w:jc w:val="both"/>
-        <w:rPr>
-          <w:rFonts w:ascii="Maiandra GD" w:hAnsi="Maiandra GD"/>
-        </w:rPr>
-      </w:pPr>
-      <w:r>
-        <w:rPr>
-          <w:rFonts w:ascii="Maiandra GD" w:hAnsi="Maiandra GD"/>
-        </w:rPr>
-        <w:t>Deux modalités principales de prise en charge coexistent : le paiement d’un ticket modérateur en formation sanitaire, ou l’avance de frais par l’assuré suivie d’un remboursement.</w:t>
-      </w:r>
     </w:p>
     <w:p>
       <w:pPr>
@@ -6765,12 +6735,6 @@
         <w:gridCol w:w="6240"/>
       </w:tblGrid>
       <w:tr>
-        <w:tblPrEx>
-          <w:tblCellMar>
-            <w:top w:w="0" w:type="dxa"/>
-            <w:bottom w:w="0" w:type="dxa"/>
-          </w:tblCellMar>
-        </w:tblPrEx>
         <w:trPr>
           <w:tblHeader/>
         </w:trPr>
@@ -6846,12 +6810,6 @@
         </w:tc>
       </w:tr>
       <w:tr>
-        <w:tblPrEx>
-          <w:tblCellMar>
-            <w:top w:w="0" w:type="dxa"/>
-            <w:bottom w:w="0" w:type="dxa"/>
-          </w:tblCellMar>
-        </w:tblPrEx>
         <w:tc>
           <w:tcPr>
             <w:tcW w:w="3120" w:type="dxa"/>
@@ -6922,12 +6880,6 @@
         </w:tc>
       </w:tr>
       <w:tr>
-        <w:tblPrEx>
-          <w:tblCellMar>
-            <w:top w:w="0" w:type="dxa"/>
-            <w:bottom w:w="0" w:type="dxa"/>
-          </w:tblCellMar>
-        </w:tblPrEx>
         <w:tc>
           <w:tcPr>
             <w:tcW w:w="3120" w:type="dxa"/>
@@ -6998,12 +6950,6 @@
         </w:tc>
       </w:tr>
       <w:tr>
-        <w:tblPrEx>
-          <w:tblCellMar>
-            <w:top w:w="0" w:type="dxa"/>
-            <w:bottom w:w="0" w:type="dxa"/>
-          </w:tblCellMar>
-        </w:tblPrEx>
         <w:tc>
           <w:tcPr>
             <w:tcW w:w="3120" w:type="dxa"/>
@@ -7074,12 +7020,6 @@
         </w:tc>
       </w:tr>
       <w:tr>
-        <w:tblPrEx>
-          <w:tblCellMar>
-            <w:top w:w="0" w:type="dxa"/>
-            <w:bottom w:w="0" w:type="dxa"/>
-          </w:tblCellMar>
-        </w:tblPrEx>
         <w:tc>
           <w:tcPr>
             <w:tcW w:w="3120" w:type="dxa"/>
@@ -7201,7 +7141,6 @@
         <w:rPr>
           <w:rFonts w:ascii="Maiandra GD" w:hAnsi="Maiandra GD"/>
         </w:rPr>
-        <w:lastRenderedPageBreak/>
         <w:t>Mettre en service une plateforme d’enrôlement sécurisée des membres de famille de l’assuré.</w:t>
       </w:r>
     </w:p>
@@ -7221,6 +7160,7 @@
         <w:rPr>
           <w:rFonts w:ascii="Maiandra GD" w:hAnsi="Maiandra GD"/>
         </w:rPr>
+        <w:lastRenderedPageBreak/>
         <w:t>Outiller l’administration de la CAMA pour le traitement diligent et tracé des soumissions.</w:t>
       </w:r>
     </w:p>
@@ -7245,25 +7185,6 @@
     </w:p>
     <w:p>
       <w:pPr>
-        <w:pStyle w:val="Paragraphedeliste"/>
-        <w:numPr>
-          <w:ilvl w:val="0"/>
-          <w:numId w:val="3"/>
-        </w:numPr>
-        <w:spacing w:after="80" w:line="280" w:lineRule="auto"/>
-        <w:rPr>
-          <w:rFonts w:ascii="Maiandra GD" w:hAnsi="Maiandra GD"/>
-        </w:rPr>
-      </w:pPr>
-      <w:r>
-        <w:rPr>
-          <w:rFonts w:ascii="Maiandra GD" w:hAnsi="Maiandra GD"/>
-        </w:rPr>
-        <w:t>Préparer l’interopérabilité future avec le système d’information métier de la CAMA et, à terme, avec celui de la CNAMU (notamment pour la prise en charge transitoire des ayants droit en cas de décès).</w:t>
-      </w:r>
-    </w:p>
-    <w:p>
-      <w:pPr>
         <w:pStyle w:val="Titre2"/>
         <w:rPr>
           <w:rFonts w:ascii="Maiandra GD" w:hAnsi="Maiandra GD"/>
@@ -7531,7 +7452,19 @@
         <w:rPr>
           <w:rFonts w:ascii="Maiandra GD" w:hAnsi="Maiandra GD"/>
         </w:rPr>
-        <w:t>Conception graphique (charte digitale dérivée de l’identité institutionnelle CAMA).</w:t>
+        <w:t xml:space="preserve">Conception </w:t>
+      </w:r>
+      <w:r>
+        <w:rPr>
+          <w:rFonts w:ascii="Maiandra GD" w:hAnsi="Maiandra GD"/>
+        </w:rPr>
+        <w:t>de maquette</w:t>
+      </w:r>
+      <w:r>
+        <w:rPr>
+          <w:rFonts w:ascii="Maiandra GD" w:hAnsi="Maiandra GD"/>
+        </w:rPr>
+        <w:t xml:space="preserve"> (charte digitale dérivée de l’identité institutionnelle CAMA).</w:t>
       </w:r>
     </w:p>
     <w:p>
@@ -7550,7 +7483,31 @@
         <w:rPr>
           <w:rFonts w:ascii="Maiandra GD" w:hAnsi="Maiandra GD"/>
         </w:rPr>
-        <w:t>Intégration des contenus fournis par la MOA (textes, photos, logos, organigramme, cartographie).</w:t>
+        <w:t xml:space="preserve">Intégration des contenus </w:t>
+      </w:r>
+      <w:r>
+        <w:rPr>
+          <w:rFonts w:ascii="Maiandra GD" w:hAnsi="Maiandra GD"/>
+        </w:rPr>
+        <w:t>fournis</w:t>
+      </w:r>
+      <w:r>
+        <w:rPr>
+          <w:rFonts w:ascii="Maiandra GD" w:hAnsi="Maiandra GD"/>
+        </w:rPr>
+        <w:t xml:space="preserve"> </w:t>
+      </w:r>
+      <w:r>
+        <w:rPr>
+          <w:rFonts w:ascii="Maiandra GD" w:hAnsi="Maiandra GD"/>
+        </w:rPr>
+        <w:t>(</w:t>
+      </w:r>
+      <w:r>
+        <w:rPr>
+          <w:rFonts w:ascii="Maiandra GD" w:hAnsi="Maiandra GD"/>
+        </w:rPr>
+        <w:t>textes, photos, logos, organigramme, cartographie).</w:t>
       </w:r>
     </w:p>
     <w:p>
@@ -7569,7 +7526,19 @@
         <w:rPr>
           <w:rFonts w:ascii="Maiandra GD" w:hAnsi="Maiandra GD"/>
         </w:rPr>
-        <w:t>Recommandations d’hébergement et mise en production sur un environnement désigné par la MOA.</w:t>
+        <w:t xml:space="preserve">Recommandations d’hébergement et mise en production sur un environnement désigné par la </w:t>
+      </w:r>
+      <w:r>
+        <w:rPr>
+          <w:rFonts w:ascii="Maiandra GD" w:hAnsi="Maiandra GD"/>
+        </w:rPr>
+        <w:t>CAMA</w:t>
+      </w:r>
+      <w:r>
+        <w:rPr>
+          <w:rFonts w:ascii="Maiandra GD" w:hAnsi="Maiandra GD"/>
+        </w:rPr>
+        <w:t>.</w:t>
       </w:r>
     </w:p>
     <w:p>
@@ -7588,7 +7557,19 @@
         <w:rPr>
           <w:rFonts w:ascii="Maiandra GD" w:hAnsi="Maiandra GD"/>
         </w:rPr>
-        <w:t>Formation des équipes internes (2 jours) à l’administration et à l’exploitation.</w:t>
+        <w:t xml:space="preserve">Formation des équipes </w:t>
+      </w:r>
+      <w:r>
+        <w:rPr>
+          <w:rFonts w:ascii="Maiandra GD" w:hAnsi="Maiandra GD"/>
+        </w:rPr>
+        <w:t>internes à</w:t>
+      </w:r>
+      <w:r>
+        <w:rPr>
+          <w:rFonts w:ascii="Maiandra GD" w:hAnsi="Maiandra GD"/>
+        </w:rPr>
+        <w:t xml:space="preserve"> l’administration et à l’exploitation.</w:t>
       </w:r>
     </w:p>
     <w:p>
@@ -7626,7 +7607,19 @@
         <w:rPr>
           <w:rFonts w:ascii="Maiandra GD" w:hAnsi="Maiandra GD"/>
         </w:rPr>
-        <w:t>Garantie corrective minimale de 3 mois après mise en production.</w:t>
+        <w:t>Garantie corrective</w:t>
+      </w:r>
+      <w:r>
+        <w:rPr>
+          <w:rFonts w:ascii="Maiandra GD" w:hAnsi="Maiandra GD"/>
+        </w:rPr>
+        <w:t xml:space="preserve"> </w:t>
+      </w:r>
+      <w:r>
+        <w:rPr>
+          <w:rFonts w:ascii="Maiandra GD" w:hAnsi="Maiandra GD"/>
+        </w:rPr>
+        <w:t>de 3 mois après mise en production.</w:t>
       </w:r>
     </w:p>
     <w:p>
@@ -7676,7 +7669,6 @@
         <w:rPr>
           <w:rFonts w:ascii="Maiandra GD" w:hAnsi="Maiandra GD"/>
         </w:rPr>
-        <w:lastRenderedPageBreak/>
         <w:t>Module de paiement en ligne des cotisations.</w:t>
       </w:r>
     </w:p>
@@ -7734,7 +7726,19 @@
         <w:rPr>
           <w:rFonts w:ascii="Maiandra GD" w:hAnsi="Maiandra GD"/>
         </w:rPr>
-        <w:t>Production des contenus rédactionnels et photographiques institutionnels (qui demeurent à la charge de la MOA).</w:t>
+        <w:t xml:space="preserve">Production des contenus rédactionnels et photographiques institutionnels (qui demeurent à la charge de la </w:t>
+      </w:r>
+      <w:r>
+        <w:rPr>
+          <w:rFonts w:ascii="Maiandra GD" w:hAnsi="Maiandra GD"/>
+        </w:rPr>
+        <w:t>CAMA</w:t>
+      </w:r>
+      <w:r>
+        <w:rPr>
+          <w:rFonts w:ascii="Maiandra GD" w:hAnsi="Maiandra GD"/>
+        </w:rPr>
+        <w:t>).</w:t>
       </w:r>
     </w:p>
     <w:p>
@@ -7753,6 +7757,7 @@
         <w:rPr>
           <w:rFonts w:ascii="Maiandra GD" w:hAnsi="Maiandra GD"/>
         </w:rPr>
+        <w:lastRenderedPageBreak/>
         <w:t>Acquisition de licences logicielles tierces non explicitement listées.</w:t>
       </w:r>
     </w:p>
@@ -7788,7 +7793,67 @@
         <w:rPr>
           <w:rFonts w:ascii="Maiandra GD" w:hAnsi="Maiandra GD"/>
         </w:rPr>
-        <w:t>La MOA fournit en temps utile les contenus, photos et logos nécessaires à l’intégration.</w:t>
+        <w:t xml:space="preserve">La </w:t>
+      </w:r>
+      <w:r>
+        <w:rPr>
+          <w:rFonts w:ascii="Maiandra GD" w:hAnsi="Maiandra GD"/>
+        </w:rPr>
+        <w:t>CAMA</w:t>
+      </w:r>
+      <w:r>
+        <w:rPr>
+          <w:rFonts w:ascii="Maiandra GD" w:hAnsi="Maiandra GD"/>
+        </w:rPr>
+        <w:t xml:space="preserve"> fournit en temps utile les contenus, photos et logos nécessaires à l’intégration</w:t>
+      </w:r>
+      <w:r>
+        <w:rPr>
+          <w:rFonts w:ascii="Maiandra GD" w:hAnsi="Maiandra GD"/>
+        </w:rPr>
+        <w:t xml:space="preserve"> </w:t>
+      </w:r>
+      <w:proofErr w:type="gramStart"/>
+      <w:r>
+        <w:rPr>
+          <w:rFonts w:ascii="Maiandra GD" w:hAnsi="Maiandra GD"/>
+        </w:rPr>
+        <w:t>formulaire ,</w:t>
+      </w:r>
+      <w:proofErr w:type="gramEnd"/>
+      <w:r>
+        <w:rPr>
+          <w:rFonts w:ascii="Maiandra GD" w:hAnsi="Maiandra GD"/>
+        </w:rPr>
+        <w:t xml:space="preserve"> </w:t>
+      </w:r>
+      <w:proofErr w:type="gramStart"/>
+      <w:r>
+        <w:rPr>
+          <w:rFonts w:ascii="Maiandra GD" w:hAnsi="Maiandra GD"/>
+        </w:rPr>
+        <w:t>guide ,</w:t>
+      </w:r>
+      <w:proofErr w:type="gramEnd"/>
+      <w:r>
+        <w:rPr>
+          <w:rFonts w:ascii="Maiandra GD" w:hAnsi="Maiandra GD"/>
+        </w:rPr>
+        <w:t xml:space="preserve"> documents </w:t>
+      </w:r>
+      <w:proofErr w:type="spellStart"/>
+      <w:r>
+        <w:rPr>
+          <w:rFonts w:ascii="Maiandra GD" w:hAnsi="Maiandra GD"/>
+        </w:rPr>
+        <w:t>necessaires</w:t>
+      </w:r>
+      <w:proofErr w:type="spellEnd"/>
+      <w:r>
+        <w:rPr>
+          <w:rFonts w:ascii="Maiandra GD" w:hAnsi="Maiandra GD"/>
+        </w:rPr>
+        <w:t>.</w:t>
       </w:r>
     </w:p>
     <w:p>
@@ -7807,7 +7872,19 @@
         <w:rPr>
           <w:rFonts w:ascii="Maiandra GD" w:hAnsi="Maiandra GD"/>
         </w:rPr>
-        <w:t>La MOA désigne un référent unique disposant de l’autorité de validation.</w:t>
+        <w:t xml:space="preserve">La </w:t>
+      </w:r>
+      <w:r>
+        <w:rPr>
+          <w:rFonts w:ascii="Maiandra GD" w:hAnsi="Maiandra GD"/>
+        </w:rPr>
+        <w:t>CAMA</w:t>
+      </w:r>
+      <w:r>
+        <w:rPr>
+          <w:rFonts w:ascii="Maiandra GD" w:hAnsi="Maiandra GD"/>
+        </w:rPr>
+        <w:t xml:space="preserve"> désigne un référent unique disposant de l’autorité de validation.</w:t>
       </w:r>
     </w:p>
     <w:p>
@@ -7826,7 +7903,19 @@
         <w:rPr>
           <w:rFonts w:ascii="Maiandra GD" w:hAnsi="Maiandra GD"/>
         </w:rPr>
-        <w:t>Les justificatifs administratifs attendus (acte de naissance, acte de mariage, copie CNIB, etc.) sont strictement définis avec la MOA en début de projet.</w:t>
+        <w:t xml:space="preserve">Les justificatifs administratifs attendus (acte de naissance, acte de mariage, copie CNIB, etc.) sont strictement définis avec la </w:t>
+      </w:r>
+      <w:r>
+        <w:rPr>
+          <w:rFonts w:ascii="Maiandra GD" w:hAnsi="Maiandra GD"/>
+        </w:rPr>
+        <w:t>CAMA</w:t>
+      </w:r>
+      <w:r>
+        <w:rPr>
+          <w:rFonts w:ascii="Maiandra GD" w:hAnsi="Maiandra GD"/>
+        </w:rPr>
+        <w:t xml:space="preserve"> en début de projet.</w:t>
       </w:r>
     </w:p>
     <w:p>
@@ -7905,12 +7994,6 @@
         <w:gridCol w:w="3460"/>
       </w:tblGrid>
       <w:tr>
-        <w:tblPrEx>
-          <w:tblCellMar>
-            <w:top w:w="0" w:type="dxa"/>
-            <w:bottom w:w="0" w:type="dxa"/>
-          </w:tblCellMar>
-        </w:tblPrEx>
         <w:trPr>
           <w:tblHeader/>
         </w:trPr>
@@ -8021,12 +8104,6 @@
         </w:tc>
       </w:tr>
       <w:tr>
-        <w:tblPrEx>
-          <w:tblCellMar>
-            <w:top w:w="0" w:type="dxa"/>
-            <w:bottom w:w="0" w:type="dxa"/>
-          </w:tblCellMar>
-        </w:tblPrEx>
         <w:tc>
           <w:tcPr>
             <w:tcW w:w="2400" w:type="dxa"/>
@@ -8141,12 +8218,6 @@
         </w:tc>
       </w:tr>
       <w:tr>
-        <w:tblPrEx>
-          <w:tblCellMar>
-            <w:top w:w="0" w:type="dxa"/>
-            <w:bottom w:w="0" w:type="dxa"/>
-          </w:tblCellMar>
-        </w:tblPrEx>
         <w:tc>
           <w:tcPr>
             <w:tcW w:w="2400" w:type="dxa"/>
@@ -8261,12 +8332,6 @@
         </w:tc>
       </w:tr>
       <w:tr>
-        <w:tblPrEx>
-          <w:tblCellMar>
-            <w:top w:w="0" w:type="dxa"/>
-            <w:bottom w:w="0" w:type="dxa"/>
-          </w:tblCellMar>
-        </w:tblPrEx>
         <w:tc>
           <w:tcPr>
             <w:tcW w:w="2400" w:type="dxa"/>
@@ -8371,12 +8436,6 @@
         </w:tc>
       </w:tr>
       <w:tr>
-        <w:tblPrEx>
-          <w:tblCellMar>
-            <w:top w:w="0" w:type="dxa"/>
-            <w:bottom w:w="0" w:type="dxa"/>
-          </w:tblCellMar>
-        </w:tblPrEx>
         <w:tc>
           <w:tcPr>
             <w:tcW w:w="2400" w:type="dxa"/>
@@ -8481,12 +8540,6 @@
         </w:tc>
       </w:tr>
       <w:tr>
-        <w:tblPrEx>
-          <w:tblCellMar>
-            <w:top w:w="0" w:type="dxa"/>
-            <w:bottom w:w="0" w:type="dxa"/>
-          </w:tblCellMar>
-        </w:tblPrEx>
         <w:tc>
           <w:tcPr>
             <w:tcW w:w="2400" w:type="dxa"/>
@@ -8591,12 +8644,6 @@
         </w:tc>
       </w:tr>
       <w:tr>
-        <w:tblPrEx>
-          <w:tblCellMar>
-            <w:top w:w="0" w:type="dxa"/>
-            <w:bottom w:w="0" w:type="dxa"/>
-          </w:tblCellMar>
-        </w:tblPrEx>
         <w:tc>
           <w:tcPr>
             <w:tcW w:w="2400" w:type="dxa"/>
@@ -8743,12 +8790,6 @@
         <w:gridCol w:w="1695"/>
       </w:tblGrid>
       <w:tr>
-        <w:tblPrEx>
-          <w:tblCellMar>
-            <w:top w:w="0" w:type="dxa"/>
-            <w:bottom w:w="0" w:type="dxa"/>
-          </w:tblCellMar>
-        </w:tblPrEx>
         <w:trPr>
           <w:tblHeader/>
         </w:trPr>
@@ -8964,12 +9005,6 @@
         </w:tc>
       </w:tr>
       <w:tr>
-        <w:tblPrEx>
-          <w:tblCellMar>
-            <w:top w:w="0" w:type="dxa"/>
-            <w:bottom w:w="0" w:type="dxa"/>
-          </w:tblCellMar>
-        </w:tblPrEx>
         <w:tc>
           <w:tcPr>
             <w:tcW w:w="2000" w:type="dxa"/>
@@ -9176,12 +9211,6 @@
         </w:tc>
       </w:tr>
       <w:tr>
-        <w:tblPrEx>
-          <w:tblCellMar>
-            <w:top w:w="0" w:type="dxa"/>
-            <w:bottom w:w="0" w:type="dxa"/>
-          </w:tblCellMar>
-        </w:tblPrEx>
         <w:tc>
           <w:tcPr>
             <w:tcW w:w="2000" w:type="dxa"/>
@@ -9388,12 +9417,6 @@
         </w:tc>
       </w:tr>
       <w:tr>
-        <w:tblPrEx>
-          <w:tblCellMar>
-            <w:top w:w="0" w:type="dxa"/>
-            <w:bottom w:w="0" w:type="dxa"/>
-          </w:tblCellMar>
-        </w:tblPrEx>
         <w:tc>
           <w:tcPr>
             <w:tcW w:w="2000" w:type="dxa"/>
@@ -9600,12 +9623,6 @@
         </w:tc>
       </w:tr>
       <w:tr>
-        <w:tblPrEx>
-          <w:tblCellMar>
-            <w:top w:w="0" w:type="dxa"/>
-            <w:bottom w:w="0" w:type="dxa"/>
-          </w:tblCellMar>
-        </w:tblPrEx>
         <w:tc>
           <w:tcPr>
             <w:tcW w:w="2000" w:type="dxa"/>
@@ -9812,12 +9829,6 @@
         </w:tc>
       </w:tr>
       <w:tr>
-        <w:tblPrEx>
-          <w:tblCellMar>
-            <w:top w:w="0" w:type="dxa"/>
-            <w:bottom w:w="0" w:type="dxa"/>
-          </w:tblCellMar>
-        </w:tblPrEx>
         <w:tc>
           <w:tcPr>
             <w:tcW w:w="2000" w:type="dxa"/>
@@ -10024,12 +10035,6 @@
         </w:tc>
       </w:tr>
       <w:tr>
-        <w:tblPrEx>
-          <w:tblCellMar>
-            <w:top w:w="0" w:type="dxa"/>
-            <w:bottom w:w="0" w:type="dxa"/>
-          </w:tblCellMar>
-        </w:tblPrEx>
         <w:tc>
           <w:tcPr>
             <w:tcW w:w="2000" w:type="dxa"/>
@@ -10236,12 +10241,6 @@
         </w:tc>
       </w:tr>
       <w:tr>
-        <w:tblPrEx>
-          <w:tblCellMar>
-            <w:top w:w="0" w:type="dxa"/>
-            <w:bottom w:w="0" w:type="dxa"/>
-          </w:tblCellMar>
-        </w:tblPrEx>
         <w:tc>
           <w:tcPr>
             <w:tcW w:w="2000" w:type="dxa"/>
@@ -10448,12 +10447,6 @@
         </w:tc>
       </w:tr>
       <w:tr>
-        <w:tblPrEx>
-          <w:tblCellMar>
-            <w:top w:w="0" w:type="dxa"/>
-            <w:bottom w:w="0" w:type="dxa"/>
-          </w:tblCellMar>
-        </w:tblPrEx>
         <w:tc>
           <w:tcPr>
             <w:tcW w:w="2000" w:type="dxa"/>
@@ -10660,12 +10653,6 @@
         </w:tc>
       </w:tr>
       <w:tr>
-        <w:tblPrEx>
-          <w:tblCellMar>
-            <w:top w:w="0" w:type="dxa"/>
-            <w:bottom w:w="0" w:type="dxa"/>
-          </w:tblCellMar>
-        </w:tblPrEx>
         <w:tc>
           <w:tcPr>
             <w:tcW w:w="2000" w:type="dxa"/>
@@ -10873,12 +10860,6 @@
         </w:tc>
       </w:tr>
       <w:tr>
-        <w:tblPrEx>
-          <w:tblCellMar>
-            <w:top w:w="0" w:type="dxa"/>
-            <w:bottom w:w="0" w:type="dxa"/>
-          </w:tblCellMar>
-        </w:tblPrEx>
         <w:tc>
           <w:tcPr>
             <w:tcW w:w="2000" w:type="dxa"/>
@@ -11366,6 +11347,12 @@
         <w:rPr>
           <w:rFonts w:ascii="Maiandra GD" w:hAnsi="Maiandra GD"/>
         </w:rPr>
+        <w:t xml:space="preserve"> vue.js</w:t>
+      </w:r>
+      <w:r>
+        <w:rPr>
+          <w:rFonts w:ascii="Maiandra GD" w:hAnsi="Maiandra GD"/>
+        </w:rPr>
         <w:t>), couche applicative (</w:t>
       </w:r>
       <w:proofErr w:type="spellStart"/>
@@ -11380,7 +11367,19 @@
         <w:rPr>
           <w:rFonts w:ascii="Maiandra GD" w:hAnsi="Maiandra GD"/>
         </w:rPr>
-        <w:t>, traitements métiers, règles de validation) et couche données (base de données relationnelle, stockage objet sécurisé pour les pièces). Un service mail transactionnel assure les notifications. Un service de journalisation centralisé reçoit les événements applicatifs et de sécurité.</w:t>
+        <w:t>, traitements métiers, règles de validation</w:t>
+      </w:r>
+      <w:r>
+        <w:rPr>
+          <w:rFonts w:ascii="Maiandra GD" w:hAnsi="Maiandra GD"/>
+        </w:rPr>
+        <w:t xml:space="preserve"> avec du Laravel en monolithique avec inertia.js</w:t>
+      </w:r>
+      <w:r>
+        <w:rPr>
+          <w:rFonts w:ascii="Maiandra GD" w:hAnsi="Maiandra GD"/>
+        </w:rPr>
+        <w:t>) et couche données (base de données relationnelle, stockage objet sécurisé pour les pièces). Un service mail transactionnel assure les notifications. Un service de journalisation centralisé reçoit les événements applicatifs et de sécurité.</w:t>
       </w:r>
     </w:p>
     <w:p>
@@ -11439,12 +11438,6 @@
         <w:gridCol w:w="6960"/>
       </w:tblGrid>
       <w:tr>
-        <w:tblPrEx>
-          <w:tblCellMar>
-            <w:top w:w="0" w:type="dxa"/>
-            <w:bottom w:w="0" w:type="dxa"/>
-          </w:tblCellMar>
-        </w:tblPrEx>
         <w:trPr>
           <w:tblHeader/>
         </w:trPr>
@@ -11520,12 +11513,6 @@
         </w:tc>
       </w:tr>
       <w:tr>
-        <w:tblPrEx>
-          <w:tblCellMar>
-            <w:top w:w="0" w:type="dxa"/>
-            <w:bottom w:w="0" w:type="dxa"/>
-          </w:tblCellMar>
-        </w:tblPrEx>
         <w:tc>
           <w:tcPr>
             <w:tcW w:w="2400" w:type="dxa"/>
@@ -11596,12 +11583,6 @@
         </w:tc>
       </w:tr>
       <w:tr>
-        <w:tblPrEx>
-          <w:tblCellMar>
-            <w:top w:w="0" w:type="dxa"/>
-            <w:bottom w:w="0" w:type="dxa"/>
-          </w:tblCellMar>
-        </w:tblPrEx>
         <w:tc>
           <w:tcPr>
             <w:tcW w:w="2400" w:type="dxa"/>
@@ -11672,12 +11653,6 @@
         </w:tc>
       </w:tr>
       <w:tr>
-        <w:tblPrEx>
-          <w:tblCellMar>
-            <w:top w:w="0" w:type="dxa"/>
-            <w:bottom w:w="0" w:type="dxa"/>
-          </w:tblCellMar>
-        </w:tblPrEx>
         <w:tc>
           <w:tcPr>
             <w:tcW w:w="2400" w:type="dxa"/>
@@ -11748,12 +11723,112 @@
         </w:tc>
       </w:tr>
       <w:tr>
-        <w:tblPrEx>
-          <w:tblCellMar>
-            <w:top w:w="0" w:type="dxa"/>
-            <w:bottom w:w="0" w:type="dxa"/>
-          </w:tblCellMar>
-        </w:tblPrEx>
+        <w:tc>
+          <w:tcPr>
+            <w:tcW w:w="2400" w:type="dxa"/>
+            <w:tcBorders>
+              <w:top w:val="single" w:sz="4" w:space="0" w:color="B7B7B7"/>
+              <w:left w:val="single" w:sz="4" w:space="0" w:color="B7B7B7"/>
+              <w:bottom w:val="single" w:sz="4" w:space="0" w:color="B7B7B7"/>
+              <w:right w:val="single" w:sz="4" w:space="0" w:color="B7B7B7"/>
+            </w:tcBorders>
+            <w:shd w:val="clear" w:color="auto" w:fill="FFFFFF"/>
+            <w:tcMar>
+              <w:top w:w="90" w:type="dxa"/>
+              <w:left w:w="130" w:type="dxa"/>
+              <w:bottom w:w="90" w:type="dxa"/>
+              <w:right w:w="130" w:type="dxa"/>
+            </w:tcMar>
+            <w:vAlign w:val="center"/>
+          </w:tcPr>
+          <w:p>
+            <w:pPr>
+              <w:rPr>
+                <w:rFonts w:ascii="Maiandra GD" w:hAnsi="Maiandra GD"/>
+                <w:sz w:val="20"/>
+                <w:szCs w:val="20"/>
+              </w:rPr>
+            </w:pPr>
+            <w:r>
+              <w:rPr>
+                <w:rFonts w:ascii="Maiandra GD" w:hAnsi="Maiandra GD"/>
+                <w:sz w:val="20"/>
+                <w:szCs w:val="20"/>
+              </w:rPr>
+              <w:t>Ressource</w:t>
+            </w:r>
+          </w:p>
+        </w:tc>
+        <w:tc>
+          <w:tcPr>
+            <w:tcW w:w="6960" w:type="dxa"/>
+            <w:tcBorders>
+              <w:top w:val="single" w:sz="4" w:space="0" w:color="B7B7B7"/>
+              <w:left w:val="single" w:sz="4" w:space="0" w:color="B7B7B7"/>
+              <w:bottom w:val="single" w:sz="4" w:space="0" w:color="B7B7B7"/>
+              <w:right w:val="single" w:sz="4" w:space="0" w:color="B7B7B7"/>
+            </w:tcBorders>
+            <w:shd w:val="clear" w:color="auto" w:fill="FFFFFF"/>
+            <w:tcMar>
+              <w:top w:w="90" w:type="dxa"/>
+              <w:left w:w="130" w:type="dxa"/>
+              <w:bottom w:w="90" w:type="dxa"/>
+              <w:right w:w="130" w:type="dxa"/>
+            </w:tcMar>
+            <w:vAlign w:val="center"/>
+          </w:tcPr>
+          <w:p>
+            <w:pPr>
+              <w:rPr>
+                <w:rFonts w:ascii="Maiandra GD" w:hAnsi="Maiandra GD"/>
+                <w:sz w:val="20"/>
+                <w:szCs w:val="20"/>
+              </w:rPr>
+            </w:pPr>
+            <w:r>
+              <w:rPr>
+                <w:rFonts w:ascii="Maiandra GD" w:hAnsi="Maiandra GD"/>
+                <w:sz w:val="20"/>
+                <w:szCs w:val="20"/>
+              </w:rPr>
+              <w:t>Télécharge</w:t>
+            </w:r>
+            <w:r>
+              <w:rPr>
+                <w:rFonts w:ascii="Maiandra GD" w:hAnsi="Maiandra GD"/>
+                <w:sz w:val="20"/>
+                <w:szCs w:val="20"/>
+              </w:rPr>
+              <w:t>ment</w:t>
+            </w:r>
+            <w:r>
+              <w:rPr>
+                <w:rFonts w:ascii="Maiandra GD" w:hAnsi="Maiandra GD"/>
+                <w:sz w:val="20"/>
+                <w:szCs w:val="20"/>
+              </w:rPr>
+              <w:t xml:space="preserve"> </w:t>
+            </w:r>
+            <w:r>
+              <w:rPr>
+                <w:rFonts w:ascii="Maiandra GD" w:hAnsi="Maiandra GD"/>
+                <w:sz w:val="20"/>
+                <w:szCs w:val="20"/>
+              </w:rPr>
+              <w:t>d</w:t>
+            </w:r>
+            <w:r>
+              <w:rPr>
+                <w:rFonts w:ascii="Maiandra GD" w:hAnsi="Maiandra GD"/>
+                <w:sz w:val="20"/>
+                <w:szCs w:val="20"/>
+              </w:rPr>
+              <w:t>es formulaires, guides, attestations et textes de référence de la CAMA, classés par catégorie.</w:t>
+            </w:r>
+          </w:p>
+        </w:tc>
+      </w:tr>
+      <w:tr>
         <w:tc>
           <w:tcPr>
             <w:tcW w:w="2400" w:type="dxa"/>
@@ -11824,12 +11899,6 @@
         </w:tc>
       </w:tr>
       <w:tr>
-        <w:tblPrEx>
-          <w:tblCellMar>
-            <w:top w:w="0" w:type="dxa"/>
-            <w:bottom w:w="0" w:type="dxa"/>
-          </w:tblCellMar>
-        </w:tblPrEx>
         <w:tc>
           <w:tcPr>
             <w:tcW w:w="2400" w:type="dxa"/>
@@ -11900,12 +11969,6 @@
         </w:tc>
       </w:tr>
       <w:tr>
-        <w:tblPrEx>
-          <w:tblCellMar>
-            <w:top w:w="0" w:type="dxa"/>
-            <w:bottom w:w="0" w:type="dxa"/>
-          </w:tblCellMar>
-        </w:tblPrEx>
         <w:tc>
           <w:tcPr>
             <w:tcW w:w="2400" w:type="dxa"/>
@@ -11970,36 +12033,64 @@
                 <w:sz w:val="20"/>
                 <w:szCs w:val="20"/>
               </w:rPr>
-              <w:t>Géolocalisation du siège et des éventuelles antennes ; coordonnées ; horaires ; carte interactive (</w:t>
-            </w:r>
-            <w:proofErr w:type="spellStart"/>
+              <w:t xml:space="preserve">Géolocalisation du siège et des éventuelles </w:t>
+            </w:r>
+            <w:proofErr w:type="gramStart"/>
             <w:r>
               <w:rPr>
                 <w:rFonts w:ascii="Maiandra GD" w:hAnsi="Maiandra GD"/>
                 <w:sz w:val="20"/>
                 <w:szCs w:val="20"/>
               </w:rPr>
-              <w:t>OpenStreetMap</w:t>
-            </w:r>
-            <w:proofErr w:type="spellEnd"/>
+              <w:t>antenne</w:t>
+            </w:r>
             <w:r>
               <w:rPr>
                 <w:rFonts w:ascii="Maiandra GD" w:hAnsi="Maiandra GD"/>
                 <w:sz w:val="20"/>
                 <w:szCs w:val="20"/>
               </w:rPr>
-              <w:t>, à confirmer).</w:t>
+              <w:t xml:space="preserve"> ,</w:t>
+            </w:r>
+            <w:proofErr w:type="gramEnd"/>
+            <w:r>
+              <w:rPr>
+                <w:rFonts w:ascii="Maiandra GD" w:hAnsi="Maiandra GD"/>
+                <w:sz w:val="20"/>
+                <w:szCs w:val="20"/>
+              </w:rPr>
+              <w:t xml:space="preserve"> des </w:t>
+            </w:r>
+            <w:proofErr w:type="gramStart"/>
+            <w:r>
+              <w:rPr>
+                <w:rFonts w:ascii="Maiandra GD" w:hAnsi="Maiandra GD"/>
+                <w:sz w:val="20"/>
+                <w:szCs w:val="20"/>
+              </w:rPr>
+              <w:t>partenaires ,</w:t>
+            </w:r>
+            <w:proofErr w:type="gramEnd"/>
+            <w:r>
+              <w:rPr>
+                <w:rFonts w:ascii="Maiandra GD" w:hAnsi="Maiandra GD"/>
+                <w:sz w:val="20"/>
+                <w:szCs w:val="20"/>
+              </w:rPr>
+              <w:t xml:space="preserve"> des centres de santé</w:t>
+            </w:r>
+            <w:r>
+              <w:rPr>
+                <w:rFonts w:ascii="Maiandra GD" w:hAnsi="Maiandra GD"/>
+                <w:sz w:val="20"/>
+                <w:szCs w:val="20"/>
+              </w:rPr>
+              <w:t xml:space="preserve"> ; coordonnées ; horaires ; carte interactive.</w:t>
             </w:r>
           </w:p>
         </w:tc>
       </w:tr>
       <w:tr>
-        <w:tblPrEx>
-          <w:tblCellMar>
-            <w:top w:w="0" w:type="dxa"/>
-            <w:bottom w:w="0" w:type="dxa"/>
-          </w:tblCellMar>
-        </w:tblPrEx>
         <w:tc>
           <w:tcPr>
             <w:tcW w:w="2400" w:type="dxa"/>
@@ -12088,12 +12179,6 @@
         </w:tc>
       </w:tr>
       <w:tr>
-        <w:tblPrEx>
-          <w:tblCellMar>
-            <w:top w:w="0" w:type="dxa"/>
-            <w:bottom w:w="0" w:type="dxa"/>
-          </w:tblCellMar>
-        </w:tblPrEx>
         <w:tc>
           <w:tcPr>
             <w:tcW w:w="2400" w:type="dxa"/>
@@ -12164,12 +12249,6 @@
         </w:tc>
       </w:tr>
       <w:tr>
-        <w:tblPrEx>
-          <w:tblCellMar>
-            <w:top w:w="0" w:type="dxa"/>
-            <w:bottom w:w="0" w:type="dxa"/>
-          </w:tblCellMar>
-        </w:tblPrEx>
         <w:tc>
           <w:tcPr>
             <w:tcW w:w="2400" w:type="dxa"/>
@@ -12240,12 +12319,6 @@
         </w:tc>
       </w:tr>
       <w:tr>
-        <w:tblPrEx>
-          <w:tblCellMar>
-            <w:top w:w="0" w:type="dxa"/>
-            <w:bottom w:w="0" w:type="dxa"/>
-          </w:tblCellMar>
-        </w:tblPrEx>
         <w:tc>
           <w:tcPr>
             <w:tcW w:w="2400" w:type="dxa"/>
@@ -12386,21 +12459,19 @@
         <w:rPr>
           <w:rFonts w:ascii="Maiandra GD" w:hAnsi="Maiandra GD"/>
         </w:rPr>
-        <w:t xml:space="preserve">Pied de page institutionnel : liens utiles (Présidence du Faso, Gouvernement, </w:t>
-      </w:r>
-      <w:proofErr w:type="gramStart"/>
-      <w:r>
-        <w:rPr>
-          <w:rFonts w:ascii="Maiandra GD" w:hAnsi="Maiandra GD"/>
-        </w:rPr>
-        <w:t>Ministère</w:t>
-      </w:r>
-      <w:proofErr w:type="gramEnd"/>
-      <w:r>
-        <w:rPr>
-          <w:rFonts w:ascii="Maiandra GD" w:hAnsi="Maiandra GD"/>
-        </w:rPr>
-        <w:t xml:space="preserve"> de la Défense, CNAMU), réseaux sociaux officiels, lien mentions légales et confidentialité.</w:t>
+        <w:t>Pied de page institutionnel : liens utiles (</w:t>
+      </w:r>
+      <w:r>
+        <w:rPr>
+          <w:rFonts w:ascii="Maiandra GD" w:hAnsi="Maiandra GD"/>
+        </w:rPr>
+        <w:t>A définir</w:t>
+      </w:r>
+      <w:r>
+        <w:rPr>
+          <w:rFonts w:ascii="Maiandra GD" w:hAnsi="Maiandra GD"/>
+        </w:rPr>
+        <w:t>), réseaux sociaux officiels, lien mentions légales et confidentialité.</w:t>
       </w:r>
     </w:p>
     <w:p>
@@ -12486,6 +12557,7 @@
         <w:rPr>
           <w:rFonts w:ascii="Maiandra GD" w:hAnsi="Maiandra GD"/>
         </w:rPr>
+        <w:lastRenderedPageBreak/>
         <w:t>7.3 Modules éditoriaux administrables</w:t>
       </w:r>
       <w:bookmarkEnd w:id="27"/>
@@ -12506,7 +12578,6 @@
         <w:rPr>
           <w:rFonts w:ascii="Maiandra GD" w:hAnsi="Maiandra GD"/>
         </w:rPr>
-        <w:lastRenderedPageBreak/>
         <w:t>Gestion des actualités : création, brouillon, planification, publication, dépublication.</w:t>
       </w:r>
     </w:p>
@@ -12764,15 +12835,9 @@
         <w:rPr>
           <w:rFonts w:ascii="Maiandra GD" w:hAnsi="Maiandra GD"/>
         </w:rPr>
-        <w:t>e-mail</w:t>
+        <w:t>e-mail .</w:t>
       </w:r>
       <w:proofErr w:type="gramEnd"/>
-      <w:r>
-        <w:rPr>
-          <w:rFonts w:ascii="Maiandra GD" w:hAnsi="Maiandra GD"/>
-        </w:rPr>
-        <w:t xml:space="preserve"> à minima, par SMS optionnel.</w:t>
-      </w:r>
     </w:p>
     <w:p>
       <w:pPr>
@@ -12952,6 +13017,7 @@
         <w:rPr>
           <w:rFonts w:ascii="Maiandra GD" w:hAnsi="Maiandra GD"/>
         </w:rPr>
+        <w:lastRenderedPageBreak/>
         <w:t>8.3.1 Étape 1 État civil du membre</w:t>
       </w:r>
       <w:bookmarkEnd w:id="32"/>
@@ -12972,7 +13038,6 @@
         <w:rPr>
           <w:rFonts w:ascii="Maiandra GD" w:hAnsi="Maiandra GD"/>
         </w:rPr>
-        <w:lastRenderedPageBreak/>
         <w:t>Nom, prénom(s) obligatoires.</w:t>
       </w:r>
     </w:p>
@@ -13216,27 +13281,6 @@
           <w:rFonts w:ascii="Maiandra GD" w:hAnsi="Maiandra GD"/>
         </w:rPr>
         <w:t>Numéro CAMA du membre (le cas échéant).</w:t>
-      </w:r>
-    </w:p>
-    <w:p>
-      <w:pPr>
-        <w:pStyle w:val="Paragraphedeliste"/>
-        <w:numPr>
-          <w:ilvl w:val="0"/>
-          <w:numId w:val="2"/>
-        </w:numPr>
-        <w:spacing w:after="80" w:line="280" w:lineRule="auto"/>
-        <w:rPr>
-          <w:rFonts w:ascii="Maiandra GD" w:hAnsi="Maiandra GD"/>
-          <w:color w:val="EE0000"/>
-        </w:rPr>
-      </w:pPr>
-      <w:r>
-        <w:rPr>
-          <w:rFonts w:ascii="Maiandra GD" w:hAnsi="Maiandra GD"/>
-          <w:color w:val="EE0000"/>
-        </w:rPr>
-        <w:t>Numéro d’identifiant informatique unique (IIU), à confirmer en phase de cadrage.</w:t>
       </w:r>
     </w:p>
     <w:p>
@@ -13311,12 +13355,6 @@
         <w:gridCol w:w="6960"/>
       </w:tblGrid>
       <w:tr>
-        <w:tblPrEx>
-          <w:tblCellMar>
-            <w:top w:w="0" w:type="dxa"/>
-            <w:bottom w:w="0" w:type="dxa"/>
-          </w:tblCellMar>
-        </w:tblPrEx>
         <w:trPr>
           <w:tblHeader/>
         </w:trPr>
@@ -13392,12 +13430,6 @@
         </w:tc>
       </w:tr>
       <w:tr>
-        <w:tblPrEx>
-          <w:tblCellMar>
-            <w:top w:w="0" w:type="dxa"/>
-            <w:bottom w:w="0" w:type="dxa"/>
-          </w:tblCellMar>
-        </w:tblPrEx>
         <w:tc>
           <w:tcPr>
             <w:tcW w:w="2400" w:type="dxa"/>
@@ -13468,12 +13500,6 @@
         </w:tc>
       </w:tr>
       <w:tr>
-        <w:tblPrEx>
-          <w:tblCellMar>
-            <w:top w:w="0" w:type="dxa"/>
-            <w:bottom w:w="0" w:type="dxa"/>
-          </w:tblCellMar>
-        </w:tblPrEx>
         <w:tc>
           <w:tcPr>
             <w:tcW w:w="2400" w:type="dxa"/>
@@ -13544,12 +13570,6 @@
         </w:tc>
       </w:tr>
       <w:tr>
-        <w:tblPrEx>
-          <w:tblCellMar>
-            <w:top w:w="0" w:type="dxa"/>
-            <w:bottom w:w="0" w:type="dxa"/>
-          </w:tblCellMar>
-        </w:tblPrEx>
         <w:tc>
           <w:tcPr>
             <w:tcW w:w="2400" w:type="dxa"/>
@@ -13620,12 +13640,6 @@
         </w:tc>
       </w:tr>
       <w:tr>
-        <w:tblPrEx>
-          <w:tblCellMar>
-            <w:top w:w="0" w:type="dxa"/>
-            <w:bottom w:w="0" w:type="dxa"/>
-          </w:tblCellMar>
-        </w:tblPrEx>
         <w:tc>
           <w:tcPr>
             <w:tcW w:w="2400" w:type="dxa"/>
@@ -13696,12 +13710,6 @@
         </w:tc>
       </w:tr>
       <w:tr>
-        <w:tblPrEx>
-          <w:tblCellMar>
-            <w:top w:w="0" w:type="dxa"/>
-            <w:bottom w:w="0" w:type="dxa"/>
-          </w:tblCellMar>
-        </w:tblPrEx>
         <w:tc>
           <w:tcPr>
             <w:tcW w:w="2400" w:type="dxa"/>
@@ -14276,7 +14284,47 @@
         <w:rPr>
           <w:rFonts w:ascii="Maiandra GD" w:hAnsi="Maiandra GD"/>
         </w:rPr>
-        <w:t>Connexion par identifiant CAMA et mot de passe complexe.</w:t>
+        <w:t xml:space="preserve">Connexion par identifiant </w:t>
+      </w:r>
+      <w:proofErr w:type="gramStart"/>
+      <w:r>
+        <w:rPr>
+          <w:rFonts w:ascii="Maiandra GD" w:hAnsi="Maiandra GD"/>
+        </w:rPr>
+        <w:t>email</w:t>
+      </w:r>
+      <w:proofErr w:type="gramEnd"/>
+      <w:r>
+        <w:rPr>
+          <w:rFonts w:ascii="Maiandra GD" w:hAnsi="Maiandra GD"/>
+        </w:rPr>
+        <w:t xml:space="preserve"> </w:t>
+      </w:r>
+      <w:r>
+        <w:rPr>
+          <w:rFonts w:ascii="Maiandra GD" w:hAnsi="Maiandra GD"/>
+        </w:rPr>
+        <w:t>et mot de passe complexe</w:t>
+      </w:r>
+      <w:r>
+        <w:rPr>
+          <w:rFonts w:ascii="Maiandra GD" w:hAnsi="Maiandra GD"/>
+        </w:rPr>
+        <w:t xml:space="preserve"> avec validation par code a 4 chiffre envoyé par </w:t>
+      </w:r>
+      <w:proofErr w:type="gramStart"/>
+      <w:r>
+        <w:rPr>
+          <w:rFonts w:ascii="Maiandra GD" w:hAnsi="Maiandra GD"/>
+        </w:rPr>
+        <w:t>email</w:t>
+      </w:r>
+      <w:proofErr w:type="gramEnd"/>
+      <w:r>
+        <w:rPr>
+          <w:rFonts w:ascii="Maiandra GD" w:hAnsi="Maiandra GD"/>
+        </w:rPr>
+        <w:t>.</w:t>
       </w:r>
     </w:p>
     <w:p>
@@ -14711,6 +14759,7 @@
         <w:rPr>
           <w:rFonts w:ascii="Maiandra GD" w:hAnsi="Maiandra GD"/>
         </w:rPr>
+        <w:lastRenderedPageBreak/>
         <w:t>9.6 Notifications administratives</w:t>
       </w:r>
       <w:bookmarkEnd w:id="46"/>
@@ -14731,7 +14780,6 @@
         <w:rPr>
           <w:rFonts w:ascii="Maiandra GD" w:hAnsi="Maiandra GD"/>
         </w:rPr>
-        <w:lastRenderedPageBreak/>
         <w:t xml:space="preserve">Notification </w:t>
       </w:r>
       <w:proofErr w:type="gramStart"/>
@@ -14839,12 +14887,6 @@
         <w:gridCol w:w="6240"/>
       </w:tblGrid>
       <w:tr>
-        <w:tblPrEx>
-          <w:tblCellMar>
-            <w:top w:w="0" w:type="dxa"/>
-            <w:bottom w:w="0" w:type="dxa"/>
-          </w:tblCellMar>
-        </w:tblPrEx>
         <w:trPr>
           <w:tblHeader/>
         </w:trPr>
@@ -14920,12 +14962,6 @@
         </w:tc>
       </w:tr>
       <w:tr>
-        <w:tblPrEx>
-          <w:tblCellMar>
-            <w:top w:w="0" w:type="dxa"/>
-            <w:bottom w:w="0" w:type="dxa"/>
-          </w:tblCellMar>
-        </w:tblPrEx>
         <w:tc>
           <w:tcPr>
             <w:tcW w:w="3120" w:type="dxa"/>
@@ -14996,12 +15032,6 @@
         </w:tc>
       </w:tr>
       <w:tr>
-        <w:tblPrEx>
-          <w:tblCellMar>
-            <w:top w:w="0" w:type="dxa"/>
-            <w:bottom w:w="0" w:type="dxa"/>
-          </w:tblCellMar>
-        </w:tblPrEx>
         <w:tc>
           <w:tcPr>
             <w:tcW w:w="3120" w:type="dxa"/>
@@ -15072,12 +15102,6 @@
         </w:tc>
       </w:tr>
       <w:tr>
-        <w:tblPrEx>
-          <w:tblCellMar>
-            <w:top w:w="0" w:type="dxa"/>
-            <w:bottom w:w="0" w:type="dxa"/>
-          </w:tblCellMar>
-        </w:tblPrEx>
         <w:tc>
           <w:tcPr>
             <w:tcW w:w="3120" w:type="dxa"/>
@@ -15148,12 +15172,6 @@
         </w:tc>
       </w:tr>
       <w:tr>
-        <w:tblPrEx>
-          <w:tblCellMar>
-            <w:top w:w="0" w:type="dxa"/>
-            <w:bottom w:w="0" w:type="dxa"/>
-          </w:tblCellMar>
-        </w:tblPrEx>
         <w:tc>
           <w:tcPr>
             <w:tcW w:w="3120" w:type="dxa"/>
@@ -15224,12 +15242,6 @@
         </w:tc>
       </w:tr>
       <w:tr>
-        <w:tblPrEx>
-          <w:tblCellMar>
-            <w:top w:w="0" w:type="dxa"/>
-            <w:bottom w:w="0" w:type="dxa"/>
-          </w:tblCellMar>
-        </w:tblPrEx>
         <w:tc>
           <w:tcPr>
             <w:tcW w:w="3120" w:type="dxa"/>
@@ -15300,12 +15312,6 @@
         </w:tc>
       </w:tr>
       <w:tr>
-        <w:tblPrEx>
-          <w:tblCellMar>
-            <w:top w:w="0" w:type="dxa"/>
-            <w:bottom w:w="0" w:type="dxa"/>
-          </w:tblCellMar>
-        </w:tblPrEx>
         <w:tc>
           <w:tcPr>
             <w:tcW w:w="3120" w:type="dxa"/>
@@ -15376,12 +15382,6 @@
         </w:tc>
       </w:tr>
       <w:tr>
-        <w:tblPrEx>
-          <w:tblCellMar>
-            <w:top w:w="0" w:type="dxa"/>
-            <w:bottom w:w="0" w:type="dxa"/>
-          </w:tblCellMar>
-        </w:tblPrEx>
         <w:tc>
           <w:tcPr>
             <w:tcW w:w="3120" w:type="dxa"/>
@@ -16311,27 +16311,29 @@
           <w:b/>
           <w:bCs/>
         </w:rPr>
-        <w:t>Briques retenues</w:t>
-      </w:r>
-      <w:r>
-        <w:rPr>
-          <w:rFonts w:ascii="Maiandra GD" w:hAnsi="Maiandra GD"/>
-        </w:rPr>
-        <w:t xml:space="preserve"> : </w:t>
-      </w:r>
+        <w:t>Sessions</w:t>
+      </w:r>
+      <w:r>
+        <w:rPr>
+          <w:rFonts w:ascii="Maiandra GD" w:hAnsi="Maiandra GD"/>
+        </w:rPr>
+        <w:t xml:space="preserve"> : cookies </w:t>
+      </w:r>
+      <w:proofErr w:type="spellStart"/>
       <w:r>
         <w:rPr>
           <w:rFonts w:ascii="Maiandra GD" w:hAnsi="Maiandra GD"/>
           <w:b/>
           <w:bCs/>
         </w:rPr>
-        <w:t>Laravel Fortify</w:t>
-      </w:r>
-      <w:r>
-        <w:rPr>
-          <w:rFonts w:ascii="Maiandra GD" w:hAnsi="Maiandra GD"/>
-        </w:rPr>
-        <w:t xml:space="preserve"> (logique d'authentification) couplé à </w:t>
+        <w:t>HttpOnly</w:t>
+      </w:r>
+      <w:proofErr w:type="spellEnd"/>
+      <w:r>
+        <w:rPr>
+          <w:rFonts w:ascii="Maiandra GD" w:hAnsi="Maiandra GD"/>
+        </w:rPr>
+        <w:t xml:space="preserve">, </w:t>
       </w:r>
       <w:r>
         <w:rPr>
@@ -16339,7 +16341,13 @@
           <w:b/>
           <w:bCs/>
         </w:rPr>
-        <w:t xml:space="preserve">Laravel </w:t>
+        <w:t>Secure</w:t>
+      </w:r>
+      <w:r>
+        <w:rPr>
+          <w:rFonts w:ascii="Maiandra GD" w:hAnsi="Maiandra GD"/>
+        </w:rPr>
+        <w:t xml:space="preserve"> (HTTPS uniquement), attribut </w:t>
       </w:r>
       <w:proofErr w:type="spellStart"/>
       <w:r>
@@ -16348,38 +16356,36 @@
           <w:b/>
           <w:bCs/>
         </w:rPr>
-        <w:t>Sanctum</w:t>
+        <w:t>SameSite</w:t>
       </w:r>
       <w:proofErr w:type="spellEnd"/>
       <w:r>
         <w:rPr>
           <w:rFonts w:ascii="Maiandra GD" w:hAnsi="Maiandra GD"/>
-        </w:rPr>
-        <w:t xml:space="preserve"> en mode </w:t>
-      </w:r>
-      <w:r>
-        <w:rPr>
-          <w:rFonts w:ascii="Maiandra GD" w:hAnsi="Maiandra GD"/>
-          <w:i/>
-          <w:iCs/>
-        </w:rPr>
-        <w:t xml:space="preserve">SPA </w:t>
-      </w:r>
-      <w:proofErr w:type="spellStart"/>
-      <w:r>
-        <w:rPr>
-          <w:rFonts w:ascii="Maiandra GD" w:hAnsi="Maiandra GD"/>
-          <w:i/>
-          <w:iCs/>
-        </w:rPr>
-        <w:t>same-domain</w:t>
-      </w:r>
-      <w:proofErr w:type="spellEnd"/>
-      <w:r>
-        <w:rPr>
-          <w:rFonts w:ascii="Maiandra GD" w:hAnsi="Maiandra GD"/>
-        </w:rPr>
-        <w:t xml:space="preserve"> pour la protection des routes d'application.</w:t>
+          <w:b/>
+          <w:bCs/>
+        </w:rPr>
+        <w:t>=Lax</w:t>
+      </w:r>
+      <w:r>
+        <w:rPr>
+          <w:rFonts w:ascii="Maiandra GD" w:hAnsi="Maiandra GD"/>
+        </w:rPr>
+        <w:t xml:space="preserve"> ou </w:t>
+      </w:r>
+      <w:r>
+        <w:rPr>
+          <w:rFonts w:ascii="Maiandra GD" w:hAnsi="Maiandra GD"/>
+          <w:b/>
+          <w:bCs/>
+        </w:rPr>
+        <w:t>Strict</w:t>
+      </w:r>
+      <w:r>
+        <w:rPr>
+          <w:rFonts w:ascii="Maiandra GD" w:hAnsi="Maiandra GD"/>
+        </w:rPr>
+        <w:t xml:space="preserve"> selon les cas.</w:t>
       </w:r>
     </w:p>
     <w:p>
@@ -16401,81 +16407,41 @@
           <w:bCs/>
         </w:rPr>
         <w:lastRenderedPageBreak/>
-        <w:t>Sessions</w:t>
-      </w:r>
-      <w:r>
-        <w:rPr>
-          <w:rFonts w:ascii="Maiandra GD" w:hAnsi="Maiandra GD"/>
-        </w:rPr>
-        <w:t xml:space="preserve"> : cookies </w:t>
+        <w:t>Protection CSRF</w:t>
+      </w:r>
+      <w:r>
+        <w:rPr>
+          <w:rFonts w:ascii="Maiandra GD" w:hAnsi="Maiandra GD"/>
+        </w:rPr>
+        <w:t xml:space="preserve"> : </w:t>
       </w:r>
       <w:proofErr w:type="spellStart"/>
       <w:r>
         <w:rPr>
           <w:rFonts w:ascii="Maiandra GD" w:hAnsi="Maiandra GD"/>
-          <w:b/>
-          <w:bCs/>
-        </w:rPr>
-        <w:t>HttpOnly</w:t>
+        </w:rPr>
+        <w:t>token</w:t>
       </w:r>
       <w:proofErr w:type="spellEnd"/>
       <w:r>
         <w:rPr>
           <w:rFonts w:ascii="Maiandra GD" w:hAnsi="Maiandra GD"/>
         </w:rPr>
-        <w:t xml:space="preserve">, </w:t>
-      </w:r>
-      <w:r>
-        <w:rPr>
-          <w:rFonts w:ascii="Maiandra GD" w:hAnsi="Maiandra GD"/>
-          <w:b/>
-          <w:bCs/>
-        </w:rPr>
-        <w:t>Secure</w:t>
-      </w:r>
-      <w:r>
-        <w:rPr>
-          <w:rFonts w:ascii="Maiandra GD" w:hAnsi="Maiandra GD"/>
-        </w:rPr>
-        <w:t xml:space="preserve"> (HTTPS uniquement), attribut </w:t>
+        <w:t xml:space="preserve"> CSRF natif Laravel injecté automatiquement dans les requêtes </w:t>
       </w:r>
       <w:proofErr w:type="spellStart"/>
       <w:r>
         <w:rPr>
           <w:rFonts w:ascii="Maiandra GD" w:hAnsi="Maiandra GD"/>
-          <w:b/>
-          <w:bCs/>
-        </w:rPr>
-        <w:t>SameSite</w:t>
+        </w:rPr>
+        <w:t>Inertia</w:t>
       </w:r>
       <w:proofErr w:type="spellEnd"/>
       <w:r>
         <w:rPr>
           <w:rFonts w:ascii="Maiandra GD" w:hAnsi="Maiandra GD"/>
-          <w:b/>
-          <w:bCs/>
-        </w:rPr>
-        <w:t>=Lax</w:t>
-      </w:r>
-      <w:r>
-        <w:rPr>
-          <w:rFonts w:ascii="Maiandra GD" w:hAnsi="Maiandra GD"/>
-        </w:rPr>
-        <w:t xml:space="preserve"> ou </w:t>
-      </w:r>
-      <w:r>
-        <w:rPr>
-          <w:rFonts w:ascii="Maiandra GD" w:hAnsi="Maiandra GD"/>
-          <w:b/>
-          <w:bCs/>
-        </w:rPr>
-        <w:t>Strict</w:t>
-      </w:r>
-      <w:r>
-        <w:rPr>
-          <w:rFonts w:ascii="Maiandra GD" w:hAnsi="Maiandra GD"/>
-        </w:rPr>
-        <w:t xml:space="preserve"> selon les cas.</w:t>
+        </w:rPr>
+        <w:t>/Axios.</w:t>
       </w:r>
     </w:p>
     <w:p>
@@ -16496,7 +16462,7 @@
           <w:b/>
           <w:bCs/>
         </w:rPr>
-        <w:t>Protection CSRF</w:t>
+        <w:t>Hachage des mots de passe</w:t>
       </w:r>
       <w:r>
         <w:rPr>
@@ -16508,29 +16474,31 @@
       <w:r>
         <w:rPr>
           <w:rFonts w:ascii="Maiandra GD" w:hAnsi="Maiandra GD"/>
-        </w:rPr>
-        <w:t>token</w:t>
+          <w:b/>
+          <w:bCs/>
+        </w:rPr>
+        <w:t>bcrypt</w:t>
       </w:r>
       <w:proofErr w:type="spellEnd"/>
       <w:r>
         <w:rPr>
           <w:rFonts w:ascii="Maiandra GD" w:hAnsi="Maiandra GD"/>
         </w:rPr>
-        <w:t xml:space="preserve"> CSRF natif Laravel injecté automatiquement dans les requêtes </w:t>
-      </w:r>
-      <w:proofErr w:type="spellStart"/>
-      <w:r>
-        <w:rPr>
-          <w:rFonts w:ascii="Maiandra GD" w:hAnsi="Maiandra GD"/>
-        </w:rPr>
-        <w:t>Inertia</w:t>
-      </w:r>
-      <w:proofErr w:type="spellEnd"/>
-      <w:r>
-        <w:rPr>
-          <w:rFonts w:ascii="Maiandra GD" w:hAnsi="Maiandra GD"/>
-        </w:rPr>
-        <w:t>/Axios.</w:t>
+        <w:t xml:space="preserve"> (coût ≥ 12) ou </w:t>
+      </w:r>
+      <w:r>
+        <w:rPr>
+          <w:rFonts w:ascii="Maiandra GD" w:hAnsi="Maiandra GD"/>
+          <w:b/>
+          <w:bCs/>
+        </w:rPr>
+        <w:t>argon2id</w:t>
+      </w:r>
+      <w:r>
+        <w:rPr>
+          <w:rFonts w:ascii="Maiandra GD" w:hAnsi="Maiandra GD"/>
+        </w:rPr>
+        <w:t xml:space="preserve"> via le driver de hash configurable de Laravel.</w:t>
       </w:r>
     </w:p>
     <w:p>
@@ -16551,43 +16519,13 @@
           <w:b/>
           <w:bCs/>
         </w:rPr>
-        <w:t>Hachage des mots de passe</w:t>
-      </w:r>
-      <w:r>
-        <w:rPr>
-          <w:rFonts w:ascii="Maiandra GD" w:hAnsi="Maiandra GD"/>
-        </w:rPr>
-        <w:t xml:space="preserve"> : </w:t>
-      </w:r>
-      <w:proofErr w:type="spellStart"/>
-      <w:r>
-        <w:rPr>
-          <w:rFonts w:ascii="Maiandra GD" w:hAnsi="Maiandra GD"/>
-          <w:b/>
-          <w:bCs/>
-        </w:rPr>
-        <w:t>bcrypt</w:t>
-      </w:r>
-      <w:proofErr w:type="spellEnd"/>
-      <w:r>
-        <w:rPr>
-          <w:rFonts w:ascii="Maiandra GD" w:hAnsi="Maiandra GD"/>
-        </w:rPr>
-        <w:t xml:space="preserve"> (coût ≥ 12) ou </w:t>
-      </w:r>
-      <w:r>
-        <w:rPr>
-          <w:rFonts w:ascii="Maiandra GD" w:hAnsi="Maiandra GD"/>
-          <w:b/>
-          <w:bCs/>
-        </w:rPr>
-        <w:t>argon2id</w:t>
-      </w:r>
-      <w:r>
-        <w:rPr>
-          <w:rFonts w:ascii="Maiandra GD" w:hAnsi="Maiandra GD"/>
-        </w:rPr>
-        <w:t xml:space="preserve"> via le driver de hash configurable de Laravel.</w:t>
+        <w:t>Réinitialisation de mot de passe</w:t>
+      </w:r>
+      <w:r>
+        <w:rPr>
+          <w:rFonts w:ascii="Maiandra GD" w:hAnsi="Maiandra GD"/>
+        </w:rPr>
+        <w:t xml:space="preserve"> : workflow Laravel natif avec liens à usage unique et expiration courte (60 minutes).</w:t>
       </w:r>
     </w:p>
     <w:p>
@@ -16608,13 +16546,27 @@
           <w:b/>
           <w:bCs/>
         </w:rPr>
-        <w:t>Réinitialisation de mot de passe</w:t>
-      </w:r>
-      <w:r>
-        <w:rPr>
-          <w:rFonts w:ascii="Maiandra GD" w:hAnsi="Maiandra GD"/>
-        </w:rPr>
-        <w:t xml:space="preserve"> : workflow Laravel natif avec liens à usage unique et expiration courte (60 minutes).</w:t>
+        <w:t>Authentification à deux facteurs (2FA)</w:t>
+      </w:r>
+      <w:r>
+        <w:rPr>
+          <w:rFonts w:ascii="Maiandra GD" w:hAnsi="Maiandra GD"/>
+        </w:rPr>
+        <w:t xml:space="preserve"> : prise en charge (TOTP / </w:t>
+      </w:r>
+      <w:proofErr w:type="gramStart"/>
+      <w:r>
+        <w:rPr>
+          <w:rFonts w:ascii="Maiandra GD" w:hAnsi="Maiandra GD"/>
+        </w:rPr>
+        <w:t>e-mail</w:t>
+      </w:r>
+      <w:proofErr w:type="gramEnd"/>
+      <w:r>
+        <w:rPr>
+          <w:rFonts w:ascii="Maiandra GD" w:hAnsi="Maiandra GD"/>
+        </w:rPr>
+        <w:t>), activable depuis le profil utilisateur.</w:t>
       </w:r>
     </w:p>
     <w:p>
@@ -16635,61 +16587,6 @@
           <w:b/>
           <w:bCs/>
         </w:rPr>
-        <w:t>Authentification à deux facteurs (2FA)</w:t>
-      </w:r>
-      <w:r>
-        <w:rPr>
-          <w:rFonts w:ascii="Maiandra GD" w:hAnsi="Maiandra GD"/>
-        </w:rPr>
-        <w:t xml:space="preserve"> : prise en charge via </w:t>
-      </w:r>
-      <w:proofErr w:type="spellStart"/>
-      <w:r>
-        <w:rPr>
-          <w:rFonts w:ascii="Maiandra GD" w:hAnsi="Maiandra GD"/>
-        </w:rPr>
-        <w:t>Fortify</w:t>
-      </w:r>
-      <w:proofErr w:type="spellEnd"/>
-      <w:r>
-        <w:rPr>
-          <w:rFonts w:ascii="Maiandra GD" w:hAnsi="Maiandra GD"/>
-        </w:rPr>
-        <w:t xml:space="preserve"> (TOTP / </w:t>
-      </w:r>
-      <w:proofErr w:type="gramStart"/>
-      <w:r>
-        <w:rPr>
-          <w:rFonts w:ascii="Maiandra GD" w:hAnsi="Maiandra GD"/>
-        </w:rPr>
-        <w:t>e-mail</w:t>
-      </w:r>
-      <w:proofErr w:type="gramEnd"/>
-      <w:r>
-        <w:rPr>
-          <w:rFonts w:ascii="Maiandra GD" w:hAnsi="Maiandra GD"/>
-        </w:rPr>
-        <w:t>), activable depuis le profil utilisateur.</w:t>
-      </w:r>
-    </w:p>
-    <w:p>
-      <w:pPr>
-        <w:numPr>
-          <w:ilvl w:val="0"/>
-          <w:numId w:val="6"/>
-        </w:numPr>
-        <w:spacing w:after="120" w:line="300" w:lineRule="auto"/>
-        <w:jc w:val="both"/>
-        <w:rPr>
-          <w:rFonts w:ascii="Maiandra GD" w:hAnsi="Maiandra GD"/>
-        </w:rPr>
-      </w:pPr>
-      <w:r>
-        <w:rPr>
-          <w:rFonts w:ascii="Maiandra GD" w:hAnsi="Maiandra GD"/>
-          <w:b/>
-          <w:bCs/>
-        </w:rPr>
         <w:t xml:space="preserve">Limitation de débit (rate </w:t>
       </w:r>
       <w:proofErr w:type="spellStart"/>
@@ -16855,7 +16752,7 @@
         <w:rPr>
           <w:rFonts w:ascii="Maiandra GD" w:hAnsi="Maiandra GD"/>
         </w:rPr>
-        <w:t>API publique en lecture seule (versionnée) pour intégration future avec l’application mobile CAMA et avec le SI métier.</w:t>
+        <w:t>API publique en lecture seule (versionnée)</w:t>
       </w:r>
     </w:p>
     <w:p>
@@ -16902,7 +16799,19 @@
         <w:rPr>
           <w:rFonts w:ascii="Maiandra GD" w:hAnsi="Maiandra GD"/>
         </w:rPr>
-        <w:t>Gestion de versions par Git, dépôt remis à la MOA (GitHub privé recommandé).</w:t>
+        <w:t xml:space="preserve">Gestion de versions par Git, dépôt remis à la </w:t>
+      </w:r>
+      <w:r>
+        <w:rPr>
+          <w:rFonts w:ascii="Maiandra GD" w:hAnsi="Maiandra GD"/>
+        </w:rPr>
+        <w:t>CAMA</w:t>
+      </w:r>
+      <w:r>
+        <w:rPr>
+          <w:rFonts w:ascii="Maiandra GD" w:hAnsi="Maiandra GD"/>
+        </w:rPr>
+        <w:t xml:space="preserve"> (GitHub privé recommandé).</w:t>
       </w:r>
     </w:p>
     <w:p>
@@ -17353,13 +17262,7 @@
         <w:rPr>
           <w:rFonts w:ascii="Maiandra GD" w:hAnsi="Maiandra GD"/>
         </w:rPr>
-        <w:t xml:space="preserve"> </w:t>
-      </w:r>
-      <w:r>
-        <w:rPr>
-          <w:rFonts w:ascii="Maiandra GD" w:hAnsi="Maiandra GD"/>
-        </w:rPr>
-        <w:t>constitue la référence graphique fondatrice de l'institution. Ce logo, déjà déployé sur l'ensemble des supports de communication de la Caisse, porte trois éléments symboliques structurants :</w:t>
+        <w:t xml:space="preserve"> constitue la référence graphique fondatrice de l'institution. Ce logo, déjà déployé sur l'ensemble des supports de communication de la Caisse, porte trois éléments symboliques structurants :</w:t>
       </w:r>
     </w:p>
     <w:p>
@@ -18646,12 +18549,6 @@
         <w:gridCol w:w="4160"/>
       </w:tblGrid>
       <w:tr>
-        <w:tblPrEx>
-          <w:tblCellMar>
-            <w:top w:w="0" w:type="dxa"/>
-            <w:bottom w:w="0" w:type="dxa"/>
-          </w:tblCellMar>
-        </w:tblPrEx>
         <w:trPr>
           <w:tblHeader/>
         </w:trPr>
@@ -18762,12 +18659,6 @@
         </w:tc>
       </w:tr>
       <w:tr>
-        <w:tblPrEx>
-          <w:tblCellMar>
-            <w:top w:w="0" w:type="dxa"/>
-            <w:bottom w:w="0" w:type="dxa"/>
-          </w:tblCellMar>
-        </w:tblPrEx>
         <w:tc>
           <w:tcPr>
             <w:tcW w:w="3120" w:type="dxa"/>
@@ -18866,18 +18757,28 @@
                 <w:sz w:val="20"/>
                 <w:szCs w:val="20"/>
               </w:rPr>
-              <w:t>Compte-rendu d’ateliers, liste arrêtée des champs et pièces, validation MOA.</w:t>
+              <w:t xml:space="preserve">Compte-rendu d’ateliers, liste arrêtée des champs et pièces, validation </w:t>
+            </w:r>
+            <w:r>
+              <w:rPr>
+                <w:rFonts w:ascii="Maiandra GD" w:hAnsi="Maiandra GD"/>
+                <w:sz w:val="20"/>
+                <w:szCs w:val="20"/>
+              </w:rPr>
+              <w:t>CAMA</w:t>
+            </w:r>
+            <w:r>
+              <w:rPr>
+                <w:rFonts w:ascii="Maiandra GD" w:hAnsi="Maiandra GD"/>
+                <w:sz w:val="20"/>
+                <w:szCs w:val="20"/>
+              </w:rPr>
+              <w:t>.</w:t>
             </w:r>
           </w:p>
         </w:tc>
       </w:tr>
       <w:tr>
-        <w:tblPrEx>
-          <w:tblCellMar>
-            <w:top w:w="0" w:type="dxa"/>
-            <w:bottom w:w="0" w:type="dxa"/>
-          </w:tblCellMar>
-        </w:tblPrEx>
         <w:tc>
           <w:tcPr>
             <w:tcW w:w="3120" w:type="dxa"/>
@@ -18936,14 +18837,6 @@
                 <w:rFonts w:ascii="Maiandra GD" w:hAnsi="Maiandra GD"/>
               </w:rPr>
             </w:pPr>
-            <w:r>
-              <w:rPr>
-                <w:rFonts w:ascii="Maiandra GD" w:hAnsi="Maiandra GD"/>
-                <w:sz w:val="20"/>
-                <w:szCs w:val="20"/>
-              </w:rPr>
-              <w:t>2 semaines</w:t>
-            </w:r>
           </w:p>
         </w:tc>
         <w:tc>
@@ -18982,12 +18875,6 @@
         </w:tc>
       </w:tr>
       <w:tr>
-        <w:tblPrEx>
-          <w:tblCellMar>
-            <w:top w:w="0" w:type="dxa"/>
-            <w:bottom w:w="0" w:type="dxa"/>
-          </w:tblCellMar>
-        </w:tblPrEx>
         <w:tc>
           <w:tcPr>
             <w:tcW w:w="3120" w:type="dxa"/>
@@ -19046,14 +18933,6 @@
                 <w:rFonts w:ascii="Maiandra GD" w:hAnsi="Maiandra GD"/>
               </w:rPr>
             </w:pPr>
-            <w:r>
-              <w:rPr>
-                <w:rFonts w:ascii="Maiandra GD" w:hAnsi="Maiandra GD"/>
-                <w:sz w:val="20"/>
-                <w:szCs w:val="20"/>
-              </w:rPr>
-              <w:t>3 semaines</w:t>
-            </w:r>
           </w:p>
         </w:tc>
         <w:tc>
@@ -19110,12 +18989,6 @@
         </w:tc>
       </w:tr>
       <w:tr>
-        <w:tblPrEx>
-          <w:tblCellMar>
-            <w:top w:w="0" w:type="dxa"/>
-            <w:bottom w:w="0" w:type="dxa"/>
-          </w:tblCellMar>
-        </w:tblPrEx>
         <w:tc>
           <w:tcPr>
             <w:tcW w:w="3120" w:type="dxa"/>
@@ -19174,14 +19047,6 @@
                 <w:rFonts w:ascii="Maiandra GD" w:hAnsi="Maiandra GD"/>
               </w:rPr>
             </w:pPr>
-            <w:r>
-              <w:rPr>
-                <w:rFonts w:ascii="Maiandra GD" w:hAnsi="Maiandra GD"/>
-                <w:sz w:val="20"/>
-                <w:szCs w:val="20"/>
-              </w:rPr>
-              <w:t>1 semaine</w:t>
-            </w:r>
           </w:p>
         </w:tc>
         <w:tc>
@@ -19220,12 +19085,6 @@
         </w:tc>
       </w:tr>
       <w:tr>
-        <w:tblPrEx>
-          <w:tblCellMar>
-            <w:top w:w="0" w:type="dxa"/>
-            <w:bottom w:w="0" w:type="dxa"/>
-          </w:tblCellMar>
-        </w:tblPrEx>
         <w:tc>
           <w:tcPr>
             <w:tcW w:w="3120" w:type="dxa"/>
@@ -19256,7 +19115,15 @@
                 <w:sz w:val="20"/>
                 <w:szCs w:val="20"/>
               </w:rPr>
-              <w:t>Corrections et validation MOA</w:t>
+              <w:t xml:space="preserve">Corrections et validation </w:t>
+            </w:r>
+            <w:r>
+              <w:rPr>
+                <w:rFonts w:ascii="Maiandra GD" w:hAnsi="Maiandra GD"/>
+                <w:sz w:val="20"/>
+                <w:szCs w:val="20"/>
+              </w:rPr>
+              <w:t>CAMA</w:t>
             </w:r>
           </w:p>
         </w:tc>
@@ -19284,14 +19151,6 @@
                 <w:rFonts w:ascii="Maiandra GD" w:hAnsi="Maiandra GD"/>
               </w:rPr>
             </w:pPr>
-            <w:r>
-              <w:rPr>
-                <w:rFonts w:ascii="Maiandra GD" w:hAnsi="Maiandra GD"/>
-                <w:sz w:val="20"/>
-                <w:szCs w:val="20"/>
-              </w:rPr>
-              <w:t>1 semaine</w:t>
-            </w:r>
           </w:p>
         </w:tc>
         <w:tc>
@@ -19330,12 +19189,6 @@
         </w:tc>
       </w:tr>
       <w:tr>
-        <w:tblPrEx>
-          <w:tblCellMar>
-            <w:top w:w="0" w:type="dxa"/>
-            <w:bottom w:w="0" w:type="dxa"/>
-          </w:tblCellMar>
-        </w:tblPrEx>
         <w:tc>
           <w:tcPr>
             <w:tcW w:w="3120" w:type="dxa"/>
@@ -19394,14 +19247,6 @@
                 <w:rFonts w:ascii="Maiandra GD" w:hAnsi="Maiandra GD"/>
               </w:rPr>
             </w:pPr>
-            <w:r>
-              <w:rPr>
-                <w:rFonts w:ascii="Maiandra GD" w:hAnsi="Maiandra GD"/>
-                <w:sz w:val="20"/>
-                <w:szCs w:val="20"/>
-              </w:rPr>
-              <w:t>1 semaine</w:t>
-            </w:r>
           </w:p>
         </w:tc>
         <w:tc>
@@ -19440,12 +19285,6 @@
         </w:tc>
       </w:tr>
       <w:tr>
-        <w:tblPrEx>
-          <w:tblCellMar>
-            <w:top w:w="0" w:type="dxa"/>
-            <w:bottom w:w="0" w:type="dxa"/>
-          </w:tblCellMar>
-        </w:tblPrEx>
         <w:tc>
           <w:tcPr>
             <w:tcW w:w="3120" w:type="dxa"/>
@@ -19504,14 +19343,6 @@
                 <w:rFonts w:ascii="Maiandra GD" w:hAnsi="Maiandra GD"/>
               </w:rPr>
             </w:pPr>
-            <w:r>
-              <w:rPr>
-                <w:rFonts w:ascii="Maiandra GD" w:hAnsi="Maiandra GD"/>
-                <w:sz w:val="20"/>
-                <w:szCs w:val="20"/>
-              </w:rPr>
-              <w:t>9 semaines</w:t>
-            </w:r>
           </w:p>
         </w:tc>
         <w:tc>
@@ -19643,7 +19474,34 @@
         <w:rPr>
           <w:rFonts w:ascii="Maiandra GD" w:hAnsi="Maiandra GD"/>
         </w:rPr>
-        <w:t>Exemples de formulaires papier existants et liste des pièces justificatives par cas.</w:t>
+        <w:lastRenderedPageBreak/>
+        <w:t xml:space="preserve">Exemples de formulaires papier existants et liste des pièces justificatives par </w:t>
+      </w:r>
+      <w:r>
+        <w:rPr>
+          <w:rFonts w:ascii="Maiandra GD" w:hAnsi="Maiandra GD"/>
+        </w:rPr>
+        <w:t>cas</w:t>
+      </w:r>
+      <w:r>
+        <w:rPr>
+          <w:rFonts w:ascii="Maiandra GD" w:hAnsi="Maiandra GD"/>
+        </w:rPr>
+        <w:t xml:space="preserve">, guide </w:t>
+      </w:r>
+      <w:proofErr w:type="gramStart"/>
+      <w:r>
+        <w:rPr>
+          <w:rFonts w:ascii="Maiandra GD" w:hAnsi="Maiandra GD"/>
+        </w:rPr>
+        <w:t>loi ,</w:t>
+      </w:r>
+      <w:proofErr w:type="gramEnd"/>
+      <w:r>
+        <w:rPr>
+          <w:rFonts w:ascii="Maiandra GD" w:hAnsi="Maiandra GD"/>
+        </w:rPr>
+        <w:t xml:space="preserve"> attestation pour la mise en place des ressources.</w:t>
       </w:r>
     </w:p>
     <w:p>
@@ -19662,7 +19520,6 @@
         <w:rPr>
           <w:rFonts w:ascii="Maiandra GD" w:hAnsi="Maiandra GD"/>
         </w:rPr>
-        <w:lastRenderedPageBreak/>
         <w:t>Politique de confidentialité de référence ou éléments pour sa rédaction.</w:t>
       </w:r>
     </w:p>
@@ -19682,7 +19539,19 @@
         <w:rPr>
           <w:rFonts w:ascii="Maiandra GD" w:hAnsi="Maiandra GD"/>
         </w:rPr>
-        <w:t>Détail des champs obligatoires et facultatifs pour l’enrôlement.</w:t>
+        <w:t>Détail des champs obligatoires et facultatifs pour l’enrôlement</w:t>
+      </w:r>
+      <w:r>
+        <w:rPr>
+          <w:rFonts w:ascii="Maiandra GD" w:hAnsi="Maiandra GD"/>
+        </w:rPr>
+        <w:t xml:space="preserve"> des membres, inscriptions</w:t>
+      </w:r>
+      <w:r>
+        <w:rPr>
+          <w:rFonts w:ascii="Maiandra GD" w:hAnsi="Maiandra GD"/>
+        </w:rPr>
+        <w:t>.</w:t>
       </w:r>
     </w:p>
     <w:p>
@@ -19701,7 +19570,7 @@
         <w:rPr>
           <w:rFonts w:ascii="Maiandra GD" w:hAnsi="Maiandra GD"/>
         </w:rPr>
-        <w:t>Liste des structures partenaires à cartographier le cas échéant.</w:t>
+        <w:t>La liste des grades pour enregistrement</w:t>
       </w:r>
     </w:p>
     <w:p>
@@ -19720,7 +19589,50 @@
         <w:rPr>
           <w:rFonts w:ascii="Maiandra GD" w:hAnsi="Maiandra GD"/>
         </w:rPr>
-        <w:t>Désignation du référent unique côté CAMA.</w:t>
+        <w:t>Liste des structures partenaires</w:t>
+      </w:r>
+      <w:r>
+        <w:rPr>
+          <w:rFonts w:ascii="Maiandra GD" w:hAnsi="Maiandra GD"/>
+        </w:rPr>
+        <w:t xml:space="preserve"> et centre de santé</w:t>
+      </w:r>
+      <w:r>
+        <w:rPr>
+          <w:rFonts w:ascii="Maiandra GD" w:hAnsi="Maiandra GD"/>
+        </w:rPr>
+        <w:t xml:space="preserve"> à cartographier.</w:t>
+      </w:r>
+    </w:p>
+    <w:p>
+      <w:pPr>
+        <w:pStyle w:val="Paragraphedeliste"/>
+        <w:numPr>
+          <w:ilvl w:val="0"/>
+          <w:numId w:val="2"/>
+        </w:numPr>
+        <w:spacing w:after="80" w:line="280" w:lineRule="auto"/>
+        <w:rPr>
+          <w:rFonts w:ascii="Maiandra GD" w:hAnsi="Maiandra GD"/>
+        </w:rPr>
+      </w:pPr>
+      <w:r>
+        <w:rPr>
+          <w:rFonts w:ascii="Maiandra GD" w:hAnsi="Maiandra GD"/>
+        </w:rPr>
+        <w:t>Désignation du référent unique côté CAMA</w:t>
+      </w:r>
+      <w:r>
+        <w:rPr>
+          <w:rFonts w:ascii="Maiandra GD" w:hAnsi="Maiandra GD"/>
+        </w:rPr>
+        <w:t xml:space="preserve"> pour information si besoin</w:t>
+      </w:r>
+      <w:r>
+        <w:rPr>
+          <w:rFonts w:ascii="Maiandra GD" w:hAnsi="Maiandra GD"/>
+        </w:rPr>
+        <w:t>.</w:t>
       </w:r>
     </w:p>
     <w:p>
